--- a/report/Casting_Defect_Inspection_Report.docx
+++ b/report/Casting_Defect_Inspection_Report.docx
@@ -61,23 +61,166 @@
     <w:p>
       <w:pPr>
         <w:jc w:val="center"/>
-      </w:pPr>
-      <w:r>
+        <w:rPr>
+          <w:b/>
+          <w:bCs/>
+          <w:sz w:val="36"/>
+          <w:szCs w:val="36"/>
+        </w:rPr>
+      </w:pPr>
+      <w:r>
+        <w:rPr>
+          <w:b/>
+          <w:bCs/>
+          <w:sz w:val="36"/>
+          <w:szCs w:val="36"/>
+        </w:rPr>
         <w:t>Deep Learning for Visual Data – MAAI901</w:t>
       </w:r>
       <w:r>
+        <w:rPr>
+          <w:b/>
+          <w:bCs/>
+          <w:sz w:val="36"/>
+          <w:szCs w:val="36"/>
+        </w:rPr>
         <w:br/>
         <w:t>University of Wollongong in Dubai</w:t>
       </w:r>
-      <w:r>
+    </w:p>
+    <w:p>
+      <w:pPr>
+        <w:spacing w:after="0" w:line="240" w:lineRule="auto"/>
+        <w:jc w:val="center"/>
+        <w:rPr>
+          <w:b/>
+          <w:bCs/>
+          <w:color w:val="7F7F7F" w:themeColor="text1" w:themeTint="80"/>
+          <w:sz w:val="24"/>
+          <w:szCs w:val="24"/>
+        </w:rPr>
+      </w:pPr>
+      <w:r>
+        <w:rPr>
+          <w:b/>
+          <w:bCs/>
+        </w:rPr>
         <w:br/>
-        <w:t>Instructor: Dr. Milan Dordevic</w:t>
-      </w:r>
-      <w:r>
+      </w:r>
+      <w:r>
+        <w:rPr>
+          <w:b/>
+          <w:bCs/>
+          <w:color w:val="7F7F7F" w:themeColor="text1" w:themeTint="80"/>
+          <w:sz w:val="24"/>
+          <w:szCs w:val="24"/>
+        </w:rPr>
+        <w:t>Supervisor</w:t>
+      </w:r>
+      <w:r>
+        <w:rPr>
+          <w:b/>
+          <w:bCs/>
+          <w:color w:val="7F7F7F" w:themeColor="text1" w:themeTint="80"/>
+          <w:sz w:val="24"/>
+          <w:szCs w:val="24"/>
+        </w:rPr>
+        <w:t>: Dr. Milan Dordevic</w:t>
+      </w:r>
+      <w:r>
+        <w:rPr>
+          <w:b/>
+          <w:bCs/>
+          <w:color w:val="7F7F7F" w:themeColor="text1" w:themeTint="80"/>
+          <w:sz w:val="24"/>
+          <w:szCs w:val="24"/>
+        </w:rPr>
         <w:br/>
-        <w:t>Student: Anshika Reddy Annapureddy (1651353)</w:t>
-      </w:r>
-      <w:r>
+        <w:t>Student</w:t>
+      </w:r>
+      <w:r>
+        <w:rPr>
+          <w:b/>
+          <w:bCs/>
+          <w:color w:val="7F7F7F" w:themeColor="text1" w:themeTint="80"/>
+          <w:sz w:val="24"/>
+          <w:szCs w:val="24"/>
+        </w:rPr>
+        <w:t xml:space="preserve"> name</w:t>
+      </w:r>
+      <w:r>
+        <w:rPr>
+          <w:b/>
+          <w:bCs/>
+          <w:color w:val="7F7F7F" w:themeColor="text1" w:themeTint="80"/>
+          <w:sz w:val="24"/>
+          <w:szCs w:val="24"/>
+        </w:rPr>
+        <w:t xml:space="preserve">: Anshika Reddy </w:t>
+      </w:r>
+      <w:proofErr w:type="spellStart"/>
+      <w:r>
+        <w:rPr>
+          <w:b/>
+          <w:bCs/>
+          <w:color w:val="7F7F7F" w:themeColor="text1" w:themeTint="80"/>
+          <w:sz w:val="24"/>
+          <w:szCs w:val="24"/>
+        </w:rPr>
+        <w:t>Annapureddy</w:t>
+      </w:r>
+      <w:proofErr w:type="spellEnd"/>
+      <w:r>
+        <w:rPr>
+          <w:b/>
+          <w:bCs/>
+          <w:color w:val="7F7F7F" w:themeColor="text1" w:themeTint="80"/>
+          <w:sz w:val="24"/>
+          <w:szCs w:val="24"/>
+        </w:rPr>
+        <w:t xml:space="preserve"> </w:t>
+      </w:r>
+    </w:p>
+    <w:p>
+      <w:pPr>
+        <w:spacing w:after="0" w:line="240" w:lineRule="auto"/>
+        <w:jc w:val="center"/>
+        <w:rPr>
+          <w:b/>
+          <w:bCs/>
+          <w:color w:val="7F7F7F" w:themeColor="text1" w:themeTint="80"/>
+          <w:sz w:val="24"/>
+          <w:szCs w:val="24"/>
+        </w:rPr>
+      </w:pPr>
+      <w:r>
+        <w:rPr>
+          <w:b/>
+          <w:bCs/>
+          <w:color w:val="7F7F7F" w:themeColor="text1" w:themeTint="80"/>
+          <w:sz w:val="24"/>
+          <w:szCs w:val="24"/>
+        </w:rPr>
+        <w:t>Student ID:</w:t>
+      </w:r>
+      <w:r>
+        <w:rPr>
+          <w:b/>
+          <w:bCs/>
+          <w:color w:val="7F7F7F" w:themeColor="text1" w:themeTint="80"/>
+          <w:sz w:val="24"/>
+          <w:szCs w:val="24"/>
+        </w:rPr>
+        <w:t>1651353</w:t>
+      </w:r>
+      <w:r>
+        <w:rPr>
+          <w:b/>
+          <w:bCs/>
+          <w:color w:val="7F7F7F" w:themeColor="text1" w:themeTint="80"/>
+          <w:sz w:val="24"/>
+          <w:szCs w:val="24"/>
+        </w:rPr>
         <w:br/>
         <w:t>October 2026</w:t>
       </w:r>
@@ -613,7 +756,16 @@
           <w:szCs w:val="28"/>
         </w:rPr>
         <w:tab/>
-        <w:t>10</w:t>
+        <w:t>1</w:t>
+      </w:r>
+      <w:r>
+        <w:rPr>
+          <w:b/>
+          <w:bCs/>
+          <w:sz w:val="28"/>
+          <w:szCs w:val="28"/>
+        </w:rPr>
+        <w:t>1</w:t>
       </w:r>
     </w:p>
     <w:p>
@@ -691,30 +843,30 @@
           <w:szCs w:val="28"/>
         </w:rPr>
         <w:tab/>
-        <w:t>11</w:t>
-      </w:r>
-    </w:p>
-    <w:p>
-      <w:pPr>
-        <w:tabs>
-          <w:tab w:val="right" w:leader="dot" w:pos="9144"/>
-        </w:tabs>
+        <w:t>1</w:t>
+      </w:r>
+      <w:r>
         <w:rPr>
           <w:b/>
           <w:bCs/>
           <w:sz w:val="28"/>
           <w:szCs w:val="28"/>
         </w:rPr>
-      </w:pPr>
-      <w:r>
+        <w:t>2</w:t>
+      </w:r>
+    </w:p>
+    <w:p>
+      <w:pPr>
+        <w:tabs>
+          <w:tab w:val="right" w:leader="dot" w:pos="9144"/>
+        </w:tabs>
         <w:rPr>
           <w:b/>
           <w:bCs/>
           <w:sz w:val="28"/>
           <w:szCs w:val="28"/>
         </w:rPr>
-        <w:t>APPENDIX – REPRODUCIBILITY</w:t>
-      </w:r>
+      </w:pPr>
       <w:r>
         <w:rPr>
           <w:b/>
@@ -722,8 +874,7 @@
           <w:sz w:val="28"/>
           <w:szCs w:val="28"/>
         </w:rPr>
-        <w:tab/>
-        <w:t>1</w:t>
+        <w:t>APPENDIX</w:t>
       </w:r>
       <w:r>
         <w:rPr>
@@ -732,6 +883,16 @@
           <w:sz w:val="28"/>
           <w:szCs w:val="28"/>
         </w:rPr>
+        <w:tab/>
+        <w:t>1</w:t>
+      </w:r>
+      <w:r>
+        <w:rPr>
+          <w:b/>
+          <w:bCs/>
+          <w:sz w:val="28"/>
+          <w:szCs w:val="28"/>
+        </w:rPr>
         <w:t>2</w:t>
       </w:r>
     </w:p>
@@ -820,7 +981,48 @@
         </w:rPr>
       </w:pPr>
       <w:r>
-        <w:t>This work reports the training and benchmarking of a casting defect classifier, comparing a Hugging Face ViT-B/16 with a ResNet-18 baseline on the Kaggle Casting Product Image dataset. Both architectures were fine-tuned under matched settings at 25%, 50% and 100% of the labelled training pool while holding validation and test sets fixed (random seed 42). On the 715-image test split, both model families achieved approximately 99.4–99.7% accuracy and high defect recall. ResNet-18 matched or slightly exceeded ViT on accuracy and macro-F1 at 50% and 25% training data, while using about 43 MB of weights and mean GPU inference near 0.93 ms per image. ViT-B/16 reached comparable accuracy at 100% training data but required roughly five to thirteen times longer training and about thirteen times slower inference at approximately 327 MB model size. Grad-CAM visualisations and a Streamlit demonstrator support interpretability and deployment discussion. Results are interpreted with respect to class imbalance, augmentation leakage risk, and UAE industrial adoption under Operation 300bn, with human oversight emphasised for safety-critical inspection. [8] [10]</w:t>
+        <w:t xml:space="preserve">This report portrays a casting defect classifier being compared with the Hugging Face </w:t>
+      </w:r>
+      <w:proofErr w:type="spellStart"/>
+      <w:r>
+        <w:t>ViT</w:t>
+      </w:r>
+      <w:proofErr w:type="spellEnd"/>
+      <w:r>
+        <w:t xml:space="preserve">-B/16 architecture against a Res Net-18 baseline on the Kaggle Casting Product Image dataset. Both models were </w:t>
+      </w:r>
+      <w:r>
+        <w:t>subsequently fine</w:t>
+      </w:r>
+      <w:r>
+        <w:t xml:space="preserve">-tuned at 25%, 50% and 100% of a fixed labelled training pool, keeping the validation and test sets fixed (random seed 42). With the test split of 715 images, the latter studies indicate that the two model families, reach an accuracy of 99.4% – 99.7% with the high defect recall metric. There is also evidence that Res Net-18 can reach or surpass the accuracy and macro-F1 metrics of </w:t>
+      </w:r>
+      <w:proofErr w:type="spellStart"/>
+      <w:r>
+        <w:t>ViT</w:t>
+      </w:r>
+      <w:proofErr w:type="spellEnd"/>
+      <w:r>
+        <w:t xml:space="preserve">-B/16 for training with 50% and 25% of the training set. Res Net-18 requires about 43 MB of weights and has an average GPU inference time of about 0.93 </w:t>
+      </w:r>
+      <w:proofErr w:type="spellStart"/>
+      <w:r>
+        <w:t>ms</w:t>
+      </w:r>
+      <w:proofErr w:type="spellEnd"/>
+      <w:r>
+        <w:t xml:space="preserve"> per image, while </w:t>
+      </w:r>
+      <w:proofErr w:type="spellStart"/>
+      <w:r>
+        <w:t>ViT</w:t>
+      </w:r>
+      <w:proofErr w:type="spellEnd"/>
+      <w:r>
+        <w:t>-B/16 achieves similar accuracy at 100% training set usage but requires 5 – 13 times more training time, 13 times more inference time and has a model size of about 327 MB. Results are discussed in terms of class imbalance, augmentation leakage risk, and long-term industrial adoption in the UAE in Operation 300bn, with human inspection for safety-critical inspection</w:t>
+      </w:r>
+      <w:r>
+        <w:t>. [8] [10]</w:t>
       </w:r>
     </w:p>
     <w:p>
@@ -851,7 +1053,6 @@
         <w:rPr>
           <w:sz w:val="24"/>
           <w:szCs w:val="24"/>
-          <w:lang w:val="en-AE"/>
         </w:rPr>
       </w:pPr>
       <w:r>
@@ -859,23 +1060,32 @@
           <w:sz w:val="24"/>
           <w:szCs w:val="24"/>
         </w:rPr>
-        <w:t xml:space="preserve">Determining whether a cast workpiece passes quality control or must be rejected is a central task in manufacturing. Manual inspection is too slow and difficult to sustain at production line speeds, and image classification through computer vision is the modern solution to this problem. However, deep learning models require labelled training data, and defect examples in particular are a limited resource. </w:t>
-      </w:r>
+        <w:t>Assessing whether a cast workpiece is considered good quality or defective is a fundamental task in many manufacturing processes. Manual visual inspection is too slow and difficult to maintain at the speeds of production lines. Image classification by computer vision is a modern technology that can solve this problem. However, deep learning models require labelled training data and defect images are limited resource. This report explores  the data-efficient visual quality inspection using images of cast workpieces, while gradually reducing the amount of labelled training data, comparing a pretrained vision transformer (</w:t>
+      </w:r>
+      <w:proofErr w:type="spellStart"/>
       <w:r>
         <w:rPr>
           <w:sz w:val="24"/>
           <w:szCs w:val="24"/>
-          <w:lang w:val="en-AE"/>
-        </w:rPr>
-        <w:t>This work presents a data-efficient visual quality inspection experiment on images of cast workpieces, comparing a pretrained vision transformer (ViT-B/16) with a pretrained convolutional neural network (ResNet-18) as the amount of labelled training data is progressively reduced.</w:t>
+        </w:rPr>
+        <w:t>ViT</w:t>
+      </w:r>
+      <w:proofErr w:type="spellEnd"/>
+      <w:r>
+        <w:rPr>
+          <w:sz w:val="24"/>
+          <w:szCs w:val="24"/>
+        </w:rPr>
+        <w:t>-B/16) against a pretrained convolutional neural network (ResNet-18).</w:t>
       </w:r>
     </w:p>
     <w:p>
       <w:pPr>
         <w:rPr>
+          <w:i/>
+          <w:iCs/>
           <w:sz w:val="24"/>
           <w:szCs w:val="24"/>
-          <w:lang w:val="en-AE"/>
         </w:rPr>
       </w:pPr>
       <w:r>
@@ -904,25 +1114,81 @@
           <w:sz w:val="24"/>
           <w:szCs w:val="24"/>
         </w:rPr>
-        <w:t xml:space="preserve">Can Vision Transformers (ViT) outperform Convolutional Neural Networks (CNN) for defect classification when trained on a small dataset? </w:t>
-      </w:r>
-      <w:r>
+        <w:t>Can Vision Transformers (</w:t>
+      </w:r>
+      <w:proofErr w:type="spellStart"/>
+      <w:r>
+        <w:rPr>
+          <w:i/>
+          <w:iCs/>
+          <w:sz w:val="24"/>
+          <w:szCs w:val="24"/>
+        </w:rPr>
+        <w:t>ViT</w:t>
+      </w:r>
+      <w:proofErr w:type="spellEnd"/>
+      <w:r>
+        <w:rPr>
+          <w:i/>
+          <w:iCs/>
+          <w:sz w:val="24"/>
+          <w:szCs w:val="24"/>
+        </w:rPr>
+        <w:t xml:space="preserve">) outperform Convolutional Neural Networks (CNN) for defect classification when trained on a small dataset? </w:t>
+      </w:r>
+    </w:p>
+    <w:p>
+      <w:pPr>
         <w:rPr>
           <w:sz w:val="24"/>
           <w:szCs w:val="24"/>
           <w:lang w:val="en-AE"/>
         </w:rPr>
-        <w:t>In particular, it is unclear how the defect-detection accuracy of a pretrained ViT on casting images compares with that of a pretrained CNN when less labelled data is available for training, and whether any performance advantage compensates for the additional computational cost.</w:t>
-      </w:r>
-    </w:p>
-    <w:p>
-      <w:pPr>
+      </w:pPr>
+      <w:r>
         <w:rPr>
           <w:sz w:val="24"/>
           <w:szCs w:val="24"/>
           <w:lang w:val="en-AE"/>
         </w:rPr>
-      </w:pPr>
+        <w:t xml:space="preserve">It is not known whether the defect detection accuracy of pretrained </w:t>
+      </w:r>
+      <w:proofErr w:type="spellStart"/>
+      <w:r>
+        <w:rPr>
+          <w:sz w:val="24"/>
+          <w:szCs w:val="24"/>
+          <w:lang w:val="en-AE"/>
+        </w:rPr>
+        <w:t>ViTs</w:t>
+      </w:r>
+      <w:proofErr w:type="spellEnd"/>
+      <w:r>
+        <w:rPr>
+          <w:sz w:val="24"/>
+          <w:szCs w:val="24"/>
+          <w:lang w:val="en-AE"/>
+        </w:rPr>
+        <w:t xml:space="preserve"> compared to pretrained CNNs for casting images under limited labelled data conditions. Also, it is still an open question whether the gains in accuracy by the </w:t>
+      </w:r>
+      <w:proofErr w:type="spellStart"/>
+      <w:r>
+        <w:rPr>
+          <w:sz w:val="24"/>
+          <w:szCs w:val="24"/>
+          <w:lang w:val="en-AE"/>
+        </w:rPr>
+        <w:t>ViTs</w:t>
+      </w:r>
+      <w:proofErr w:type="spellEnd"/>
+      <w:r>
+        <w:rPr>
+          <w:sz w:val="24"/>
+          <w:szCs w:val="24"/>
+          <w:lang w:val="en-AE"/>
+        </w:rPr>
+        <w:t xml:space="preserve"> justify the additional computational costs.</w:t>
+      </w:r>
     </w:p>
     <w:p>
       <w:pPr>
@@ -984,7 +1250,14 @@
           <w:sz w:val="24"/>
           <w:szCs w:val="24"/>
         </w:rPr>
-        <w:t xml:space="preserve">“A survey of deep learning for industrial visual anomaly detection” [1] reviews deep learning approaches to visual anomaly detection and reports that supervised techniques are accurate but require extensive labelled data and may generalise less well. The survey compiles benchmarks but does not show how classifier performance changes as the amount of labelled data decreases. </w:t>
+        <w:t xml:space="preserve">“A survey of deep learning for industrial visual anomaly detection” [1] </w:t>
+      </w:r>
+      <w:r>
+        <w:rPr>
+          <w:sz w:val="24"/>
+          <w:szCs w:val="24"/>
+        </w:rPr>
+        <w:t xml:space="preserve">a survey on deep learning methods for visual anomaly detection is presented. It shows that supervised methods are accurate but require relatively large quantities of labeled data and will suffer from poor generalization ability. In addition, the survey only presents results for benchmark tasks not the degradation in accuracy of classifiers with decreasing amounts of labeled data. </w:t>
       </w:r>
     </w:p>
     <w:p>
@@ -1008,77 +1281,73 @@
           <w:szCs w:val="24"/>
           <w:lang w:val="en-AE"/>
         </w:rPr>
-        <w:t xml:space="preserve">[2] also categorises supervised, semi-supervised and unsupervised industrial anomaly detection, but does not isolate a ViT versus CNN comparison under reduced labelled data. </w:t>
-      </w:r>
-    </w:p>
-    <w:p>
-      <w:pPr>
+        <w:t xml:space="preserve">[2] </w:t>
+      </w:r>
+      <w:r>
         <w:rPr>
           <w:sz w:val="24"/>
           <w:szCs w:val="24"/>
           <w:lang w:val="en-AE"/>
         </w:rPr>
-      </w:pPr>
+        <w:t xml:space="preserve">also groups supervised, semi-supervised and unsupervised industrial anomaly detection, but does not make direct comparison between </w:t>
+      </w:r>
+      <w:proofErr w:type="spellStart"/>
       <w:r>
         <w:rPr>
           <w:sz w:val="24"/>
           <w:szCs w:val="24"/>
           <w:lang w:val="en-AE"/>
         </w:rPr>
-        <w:t>“</w:t>
-      </w:r>
-      <w:r>
-        <w:rPr>
-          <w:sz w:val="24"/>
-          <w:szCs w:val="24"/>
-        </w:rPr>
-        <w:t>Beyond local receptive fields: Vision transformers for real-time surface defect detection in FDM</w:t>
-      </w:r>
+        <w:t>ViT</w:t>
+      </w:r>
+      <w:proofErr w:type="spellEnd"/>
       <w:r>
         <w:rPr>
           <w:sz w:val="24"/>
           <w:szCs w:val="24"/>
           <w:lang w:val="en-AE"/>
         </w:rPr>
-        <w:t xml:space="preserve">” [3] tests a ViT for real-time surface defect detection in FDM 3D printing using depth maps, reporting very high macro-F1 and low latency; however, the evidence is application-specific and includes no controlled CNN baseline under reduced data. </w:t>
+        <w:t xml:space="preserve"> and CNN under scarcity of label data. </w:t>
       </w:r>
     </w:p>
     <w:p>
       <w:pPr>
-        <w:rPr>
-          <w:sz w:val="24"/>
-          <w:szCs w:val="24"/>
-        </w:rPr>
-      </w:pPr>
-      <w:r>
         <w:rPr>
           <w:sz w:val="24"/>
           <w:szCs w:val="24"/>
           <w:lang w:val="en-AE"/>
         </w:rPr>
-        <w:t>“</w:t>
-      </w:r>
-      <w:r>
-        <w:rPr>
-          <w:sz w:val="24"/>
-          <w:szCs w:val="24"/>
-        </w:rPr>
-        <w:t>SDA-PVTDet: A spatial-cross dual attention pyramid vision transformer detector for casting defect detection in radiography images</w:t>
-      </w:r>
+      </w:pPr>
       <w:r>
         <w:rPr>
           <w:sz w:val="24"/>
           <w:szCs w:val="24"/>
           <w:lang w:val="en-AE"/>
         </w:rPr>
-        <w:t>”</w:t>
+        <w:t>“</w:t>
       </w:r>
       <w:r>
         <w:rPr>
           <w:sz w:val="24"/>
           <w:szCs w:val="24"/>
         </w:rPr>
-        <w:t xml:space="preserve"> [4] proposes SDA-PVTDet for detecting casting defects in radiography, a detection task with ambiguous boundaries, whereas this project uses top-view photographs and image-level classification. </w:t>
+        <w:t>Beyond local receptive fields: Vision transformers for real-time surface defect detection in FDM</w:t>
+      </w:r>
+      <w:r>
+        <w:rPr>
+          <w:sz w:val="24"/>
+          <w:szCs w:val="24"/>
+          <w:lang w:val="en-AE"/>
+        </w:rPr>
+        <w:t xml:space="preserve">” [3] </w:t>
+      </w:r>
+      <w:r>
+        <w:rPr>
+          <w:sz w:val="24"/>
+          <w:szCs w:val="24"/>
+          <w:lang w:val="en-AE"/>
+        </w:rPr>
+        <w:t xml:space="preserve">uses depth maps for real-time surface defect detection in FDM 3D printing. They have very high macro-F1 and very low latency, but the evidence is application-specific and lacks a controlled CNN baseline with limited data. </w:t>
       </w:r>
     </w:p>
     <w:p>
@@ -1092,8 +1361,124 @@
         <w:rPr>
           <w:sz w:val="24"/>
           <w:szCs w:val="24"/>
-        </w:rPr>
-        <w:t>“An image is worth 16×16 words: Transformers for image recognition at scale” [5] combines CNNs and ViT on high-resolution impeller images in a test environment and shows near-ceiling accuracy; however, it reports ViT results on training and test splits without efficiency measures or a reduced-data evaluation.</w:t>
+          <w:lang w:val="en-AE"/>
+        </w:rPr>
+        <w:t>“</w:t>
+      </w:r>
+      <w:r>
+        <w:rPr>
+          <w:sz w:val="24"/>
+          <w:szCs w:val="24"/>
+        </w:rPr>
+        <w:t>SDA-</w:t>
+      </w:r>
+      <w:proofErr w:type="spellStart"/>
+      <w:r>
+        <w:rPr>
+          <w:sz w:val="24"/>
+          <w:szCs w:val="24"/>
+        </w:rPr>
+        <w:t>PVTDet</w:t>
+      </w:r>
+      <w:proofErr w:type="spellEnd"/>
+      <w:r>
+        <w:rPr>
+          <w:sz w:val="24"/>
+          <w:szCs w:val="24"/>
+        </w:rPr>
+        <w:t>: A spatial-cross dual attention pyramid vision transformer detector for casting defect detection in radiography images</w:t>
+      </w:r>
+      <w:r>
+        <w:rPr>
+          <w:sz w:val="24"/>
+          <w:szCs w:val="24"/>
+          <w:lang w:val="en-AE"/>
+        </w:rPr>
+        <w:t>”</w:t>
+      </w:r>
+      <w:r>
+        <w:rPr>
+          <w:sz w:val="24"/>
+          <w:szCs w:val="24"/>
+        </w:rPr>
+        <w:t xml:space="preserve"> [4] </w:t>
+      </w:r>
+      <w:r>
+        <w:rPr>
+          <w:sz w:val="24"/>
+          <w:szCs w:val="24"/>
+        </w:rPr>
+        <w:t>proposes SDA-</w:t>
+      </w:r>
+      <w:proofErr w:type="spellStart"/>
+      <w:r>
+        <w:rPr>
+          <w:sz w:val="24"/>
+          <w:szCs w:val="24"/>
+        </w:rPr>
+        <w:t>PVTDet</w:t>
+      </w:r>
+      <w:proofErr w:type="spellEnd"/>
+      <w:r>
+        <w:rPr>
+          <w:sz w:val="24"/>
+          <w:szCs w:val="24"/>
+        </w:rPr>
+        <w:t xml:space="preserve"> for detection of casting defects in radiographic images, an ambiguous boundary detection task. This project uses top-view images as opposed to radiographs and the classification is at the image level</w:t>
+      </w:r>
+      <w:r>
+        <w:rPr>
+          <w:sz w:val="24"/>
+          <w:szCs w:val="24"/>
+        </w:rPr>
+        <w:t xml:space="preserve">. </w:t>
+      </w:r>
+    </w:p>
+    <w:p>
+      <w:pPr>
+        <w:rPr>
+          <w:sz w:val="24"/>
+          <w:szCs w:val="24"/>
+        </w:rPr>
+      </w:pPr>
+      <w:r>
+        <w:rPr>
+          <w:sz w:val="24"/>
+          <w:szCs w:val="24"/>
+        </w:rPr>
+        <w:t xml:space="preserve">“An image is worth 16×16 words: Transformers for image recognition at scale” [5] combines CNNs and </w:t>
+      </w:r>
+      <w:proofErr w:type="spellStart"/>
+      <w:r>
+        <w:rPr>
+          <w:sz w:val="24"/>
+          <w:szCs w:val="24"/>
+        </w:rPr>
+        <w:t>ViT</w:t>
+      </w:r>
+      <w:proofErr w:type="spellEnd"/>
+      <w:r>
+        <w:rPr>
+          <w:sz w:val="24"/>
+          <w:szCs w:val="24"/>
+        </w:rPr>
+        <w:t xml:space="preserve"> on high-resolution impeller images in a test environment and shows near-ceiling accuracy; however, it reports </w:t>
+      </w:r>
+      <w:proofErr w:type="spellStart"/>
+      <w:r>
+        <w:rPr>
+          <w:sz w:val="24"/>
+          <w:szCs w:val="24"/>
+        </w:rPr>
+        <w:t>ViT</w:t>
+      </w:r>
+      <w:proofErr w:type="spellEnd"/>
+      <w:r>
+        <w:rPr>
+          <w:sz w:val="24"/>
+          <w:szCs w:val="24"/>
+        </w:rPr>
+        <w:t xml:space="preserve"> results on training and test splits without efficiency measures or a reduced-data evaluation.</w:t>
       </w:r>
     </w:p>
     <w:p>
@@ -1140,7 +1525,23 @@
           <w:sz w:val="24"/>
           <w:szCs w:val="24"/>
         </w:rPr>
-        <w:t>no controlled study of how performance changes as labelled training data decreases for both ViT and CNN on casting photographs</w:t>
+        <w:t xml:space="preserve">no controlled study of how performance changes as labelled training data decreases for both </w:t>
+      </w:r>
+      <w:proofErr w:type="spellStart"/>
+      <w:r>
+        <w:rPr>
+          <w:sz w:val="24"/>
+          <w:szCs w:val="24"/>
+        </w:rPr>
+        <w:t>ViT</w:t>
+      </w:r>
+      <w:proofErr w:type="spellEnd"/>
+      <w:r>
+        <w:rPr>
+          <w:sz w:val="24"/>
+          <w:szCs w:val="24"/>
+        </w:rPr>
+        <w:t xml:space="preserve"> and CNN on casting photographs</w:t>
       </w:r>
     </w:p>
     <w:p>
@@ -1160,7 +1561,39 @@
           <w:sz w:val="24"/>
           <w:szCs w:val="24"/>
         </w:rPr>
-        <w:t>no like-for-like comparison of ViT and ResNet on this modality</w:t>
+        <w:t xml:space="preserve">no like-for-like comparison of </w:t>
+      </w:r>
+      <w:proofErr w:type="spellStart"/>
+      <w:r>
+        <w:rPr>
+          <w:sz w:val="24"/>
+          <w:szCs w:val="24"/>
+        </w:rPr>
+        <w:t>ViT</w:t>
+      </w:r>
+      <w:proofErr w:type="spellEnd"/>
+      <w:r>
+        <w:rPr>
+          <w:sz w:val="24"/>
+          <w:szCs w:val="24"/>
+        </w:rPr>
+        <w:t xml:space="preserve"> and </w:t>
+      </w:r>
+      <w:proofErr w:type="spellStart"/>
+      <w:r>
+        <w:rPr>
+          <w:sz w:val="24"/>
+          <w:szCs w:val="24"/>
+        </w:rPr>
+        <w:t>ResNet</w:t>
+      </w:r>
+      <w:proofErr w:type="spellEnd"/>
+      <w:r>
+        <w:rPr>
+          <w:sz w:val="24"/>
+          <w:szCs w:val="24"/>
+        </w:rPr>
+        <w:t xml:space="preserve"> on this modality</w:t>
       </w:r>
     </w:p>
     <w:p>
@@ -1180,18 +1613,15 @@
           <w:sz w:val="24"/>
           <w:szCs w:val="24"/>
         </w:rPr>
-        <w:t>defect detection performance and computational cost are rarely reported together.</w:t>
-      </w:r>
-    </w:p>
-    <w:p>
-      <w:pPr>
-        <w:pStyle w:val="ListParagraph"/>
-        <w:ind w:left="1080"/>
+        <w:t>results of defect detection performance and their computational cost are rarely reported together</w:t>
+      </w:r>
+      <w:r>
         <w:rPr>
           <w:sz w:val="24"/>
           <w:szCs w:val="24"/>
         </w:rPr>
-      </w:pPr>
+        <w:t>.</w:t>
+      </w:r>
     </w:p>
     <w:p/>
     <w:tbl>
@@ -1336,7 +1766,23 @@
                 <w:sz w:val="18"/>
                 <w:szCs w:val="18"/>
               </w:rPr>
-              <w:t>No reduced-label ViT/CNN protocol</w:t>
+              <w:t xml:space="preserve">No reduced-label </w:t>
+            </w:r>
+            <w:proofErr w:type="spellStart"/>
+            <w:r>
+              <w:rPr>
+                <w:sz w:val="18"/>
+                <w:szCs w:val="18"/>
+              </w:rPr>
+              <w:t>ViT</w:t>
+            </w:r>
+            <w:proofErr w:type="spellEnd"/>
+            <w:r>
+              <w:rPr>
+                <w:sz w:val="18"/>
+                <w:szCs w:val="18"/>
+              </w:rPr>
+              <w:t>/CNN protocol</w:t>
             </w:r>
           </w:p>
         </w:tc>
@@ -1398,7 +1844,23 @@
                 <w:sz w:val="18"/>
                 <w:szCs w:val="18"/>
               </w:rPr>
-              <w:t>No casting-photo ViT vs CNN</w:t>
+              <w:t xml:space="preserve">No casting-photo </w:t>
+            </w:r>
+            <w:proofErr w:type="spellStart"/>
+            <w:r>
+              <w:rPr>
+                <w:sz w:val="18"/>
+                <w:szCs w:val="18"/>
+              </w:rPr>
+              <w:t>ViT</w:t>
+            </w:r>
+            <w:proofErr w:type="spellEnd"/>
+            <w:r>
+              <w:rPr>
+                <w:sz w:val="18"/>
+                <w:szCs w:val="18"/>
+              </w:rPr>
+              <w:t xml:space="preserve"> vs CNN</w:t>
             </w:r>
           </w:p>
         </w:tc>
@@ -1435,12 +1897,21 @@
                 <w:szCs w:val="18"/>
               </w:rPr>
             </w:pPr>
+            <w:proofErr w:type="spellStart"/>
             <w:r>
               <w:rPr>
                 <w:sz w:val="18"/>
                 <w:szCs w:val="18"/>
               </w:rPr>
-              <w:t>ViT on FDM depth maps</w:t>
+              <w:t>ViT</w:t>
+            </w:r>
+            <w:proofErr w:type="spellEnd"/>
+            <w:r>
+              <w:rPr>
+                <w:sz w:val="18"/>
+                <w:szCs w:val="18"/>
+              </w:rPr>
+              <w:t xml:space="preserve"> on FDM depth maps</w:t>
             </w:r>
           </w:p>
         </w:tc>
@@ -1482,7 +1953,23 @@
                 <w:sz w:val="18"/>
                 <w:szCs w:val="18"/>
               </w:rPr>
-              <w:t>SDA-PVTDet: A spatial-cross dual attention pyramid vision transformer detector for casting defect detection in radiography images. [4]</w:t>
+              <w:t>SDA-</w:t>
+            </w:r>
+            <w:proofErr w:type="spellStart"/>
+            <w:r>
+              <w:rPr>
+                <w:sz w:val="18"/>
+                <w:szCs w:val="18"/>
+              </w:rPr>
+              <w:t>PVTDet</w:t>
+            </w:r>
+            <w:proofErr w:type="spellEnd"/>
+            <w:r>
+              <w:rPr>
+                <w:sz w:val="18"/>
+                <w:szCs w:val="18"/>
+              </w:rPr>
+              <w:t>: A spatial-cross dual attention pyramid vision transformer detector for casting defect detection in radiography images. [4]</w:t>
             </w:r>
           </w:p>
         </w:tc>
@@ -1522,7 +2009,7 @@
                 <w:sz w:val="18"/>
                 <w:szCs w:val="18"/>
               </w:rPr>
-              <w:t>Localisation, not photo classification</w:t>
+              <w:t>Localization, not photo classification</w:t>
             </w:r>
           </w:p>
         </w:tc>
@@ -1564,8 +2051,17 @@
                 <w:sz w:val="18"/>
                 <w:szCs w:val="18"/>
               </w:rPr>
-              <w:t>Smart casting impeller CNN/ViT</w:t>
+              <w:t>Smart casting impeller CNN/</w:t>
             </w:r>
+            <w:proofErr w:type="spellStart"/>
+            <w:r>
+              <w:rPr>
+                <w:sz w:val="18"/>
+                <w:szCs w:val="18"/>
+              </w:rPr>
+              <w:t>ViT</w:t>
+            </w:r>
+            <w:proofErr w:type="spellEnd"/>
           </w:p>
         </w:tc>
         <w:tc>
@@ -1636,7 +2132,18 @@
     </w:p>
     <w:p>
       <w:r>
-        <w:t>The study is a quantitative, controlled comparative experiment on supervised binary image classification. Two pretrained architectures are fine-tuned under matched conditions on training samples of decreasing size, while the validation and test sets are held constant. The independent variables are the architecture (ViT-B/16 versus ResNet-18) and the size of the training set, which is set at 25%, 50% or 100% of the training pool used in the implementation. The dependent variables are defect recall and macro-F1 on the held-out test set; the secondary variables are accuracy, precision, confusion matrix values, training time, latency and the size of the resulting models.</w:t>
+        <w:t>The study is a quantitative, controlled comparative experiment on supervised binary image classification. Fine-tune the two pretrained models in the same way on training samples of varying sizes, while keeping the validation and test sets fixed throughout the experiment. The independent variables are the architecture (</w:t>
+      </w:r>
+      <w:proofErr w:type="spellStart"/>
+      <w:r>
+        <w:t>ViT</w:t>
+      </w:r>
+      <w:proofErr w:type="spellEnd"/>
+      <w:r>
+        <w:t>-B/16 versus ResNet-18) and the size of the training set, which is set at 25%, 50% or 100% of the training pool used in the implementation. The dependent variables are defect recall and macro-F1 on the held-out test set; the secondary variables are accuracy, precision, confusion matrix values, training time, latency and the size of the resulting models</w:t>
+      </w:r>
+      <w:r>
+        <w:t>.</w:t>
       </w:r>
     </w:p>
     <w:p>
@@ -1707,9 +2214,15 @@
     <w:p>
       <w:pPr>
         <w:jc w:val="center"/>
-      </w:pPr>
-      <w:r>
-        <w:rPr>
+        <w:rPr>
+          <w:b/>
+          <w:bCs/>
+        </w:rPr>
+      </w:pPr>
+      <w:r>
+        <w:rPr>
+          <w:b/>
+          <w:bCs/>
           <w:i/>
           <w:sz w:val="20"/>
         </w:rPr>
@@ -1718,7 +2231,18 @@
     </w:p>
     <w:p>
       <w:r>
-        <w:t>The explainability component produces Grad-CAM visualisations for ResNet and attention maps for ViT where applicable. The source code, configuration file (configs/default.yaml), Colab notebooks and a Streamlit app are available on GitHub (see Appendix). [10]</w:t>
+        <w:t xml:space="preserve">For the explainability part, Grad-CAM is used to obtain the pixels of an image that are most influential for the predictions of </w:t>
+      </w:r>
+      <w:proofErr w:type="spellStart"/>
+      <w:r>
+        <w:t>ResNet</w:t>
+      </w:r>
+      <w:proofErr w:type="spellEnd"/>
+      <w:r>
+        <w:t xml:space="preserve">. In addition, attention maps are computed on the Vision Transformer to visualize which parts of the images get more attention during the classification. </w:t>
+      </w:r>
+      <w:r>
+        <w:t>[10]</w:t>
       </w:r>
     </w:p>
     <w:p>
@@ -1752,15 +2276,272 @@
       </w:pPr>
     </w:p>
     <w:p>
+      <w:r>
+        <w:t xml:space="preserve">The Casting Product Image Data for Quality Inspection dataset (Kaggle; Pilot </w:t>
+      </w:r>
+      <w:proofErr w:type="spellStart"/>
+      <w:r>
+        <w:t>Technocast</w:t>
+      </w:r>
+      <w:proofErr w:type="spellEnd"/>
+      <w:r>
+        <w:t xml:space="preserve"> Ltd., CC BY-SA 4.0) contains the top-view images of cast submersible pump impellers that have either defective or acceptable. During the implementation we use the Kaggle pre-split augmented layout (</w:t>
+      </w:r>
+      <w:proofErr w:type="spellStart"/>
+      <w:r>
+        <w:t>castingdata</w:t>
+      </w:r>
+      <w:proofErr w:type="spellEnd"/>
+      <w:r>
+        <w:t xml:space="preserve">/train and test with </w:t>
+      </w:r>
+      <w:proofErr w:type="spellStart"/>
+      <w:r>
+        <w:t>okfront</w:t>
+      </w:r>
+      <w:proofErr w:type="spellEnd"/>
+      <w:r>
+        <w:t xml:space="preserve"> and </w:t>
+      </w:r>
+      <w:proofErr w:type="spellStart"/>
+      <w:r>
+        <w:t>deffront</w:t>
+      </w:r>
+      <w:proofErr w:type="spellEnd"/>
+      <w:r>
+        <w:t xml:space="preserve"> directories) to ensure a test set consistent with other benchmarks. </w:t>
+      </w:r>
+      <w:r>
+        <w:t xml:space="preserve">Grouping by filename is used to reduce the risk of data leakage across the training and validation sets with augmented copies from the same original capture. </w:t>
+      </w:r>
+      <w:r>
+        <w:t>[6]</w:t>
+      </w:r>
+    </w:p>
+    <w:p>
+      <w:r>
+        <w:rPr>
+          <w:noProof/>
+        </w:rPr>
+        <w:drawing>
+          <wp:anchor distT="0" distB="0" distL="114300" distR="114300" simplePos="0" relativeHeight="251628544" behindDoc="0" locked="0" layoutInCell="1" allowOverlap="1" wp14:anchorId="76C9D60B" wp14:editId="67C41D95">
+            <wp:simplePos x="0" y="0"/>
+            <wp:positionH relativeFrom="column">
+              <wp:posOffset>3436620</wp:posOffset>
+            </wp:positionH>
+            <wp:positionV relativeFrom="paragraph">
+              <wp:posOffset>6350</wp:posOffset>
+            </wp:positionV>
+            <wp:extent cx="1615440" cy="1554480"/>
+            <wp:effectExtent l="0" t="0" r="3810" b="7620"/>
+            <wp:wrapNone/>
+            <wp:docPr id="5" name="Image 0" descr="Acceptable impeller"/>
+            <wp:cNvGraphicFramePr>
+              <a:graphicFrameLocks xmlns:a="http://schemas.openxmlformats.org/drawingml/2006/main" noChangeAspect="1"/>
+            </wp:cNvGraphicFramePr>
+            <a:graphic xmlns:a="http://schemas.openxmlformats.org/drawingml/2006/main">
+              <a:graphicData uri="http://schemas.openxmlformats.org/drawingml/2006/picture">
+                <pic:pic xmlns:pic="http://schemas.openxmlformats.org/drawingml/2006/picture">
+                  <pic:nvPicPr>
+                    <pic:cNvPr id="5" name="Image 0" descr="Acceptable impeller"/>
+                    <pic:cNvPicPr>
+                      <a:picLocks noChangeAspect="1"/>
+                    </pic:cNvPicPr>
+                  </pic:nvPicPr>
+                  <pic:blipFill>
+                    <a:blip r:embed="rId9"/>
+                    <a:stretch>
+                      <a:fillRect/>
+                    </a:stretch>
+                  </pic:blipFill>
+                  <pic:spPr>
+                    <a:xfrm>
+                      <a:off x="0" y="0"/>
+                      <a:ext cx="1615440" cy="1554480"/>
+                    </a:xfrm>
+                    <a:prstGeom prst="rect">
+                      <a:avLst/>
+                    </a:prstGeom>
+                  </pic:spPr>
+                </pic:pic>
+              </a:graphicData>
+            </a:graphic>
+            <wp14:sizeRelH relativeFrom="margin">
+              <wp14:pctWidth>0</wp14:pctWidth>
+            </wp14:sizeRelH>
+          </wp:anchor>
+        </w:drawing>
+      </w:r>
+      <w:r>
+        <w:rPr>
+          <w:noProof/>
+        </w:rPr>
+        <w:drawing>
+          <wp:anchor distT="0" distB="0" distL="114300" distR="114300" simplePos="0" relativeHeight="251661312" behindDoc="0" locked="0" layoutInCell="1" allowOverlap="1" wp14:anchorId="0EF1B9B9" wp14:editId="2692CCB1">
+            <wp:simplePos x="0" y="0"/>
+            <wp:positionH relativeFrom="column">
+              <wp:posOffset>393700</wp:posOffset>
+            </wp:positionH>
+            <wp:positionV relativeFrom="paragraph">
+              <wp:posOffset>4445</wp:posOffset>
+            </wp:positionV>
+            <wp:extent cx="1554480" cy="1554480"/>
+            <wp:effectExtent l="0" t="0" r="7620" b="7620"/>
+            <wp:wrapNone/>
+            <wp:docPr id="6" name="Image 1" descr="Defective impeller"/>
+            <wp:cNvGraphicFramePr>
+              <a:graphicFrameLocks xmlns:a="http://schemas.openxmlformats.org/drawingml/2006/main" noChangeAspect="1"/>
+            </wp:cNvGraphicFramePr>
+            <a:graphic xmlns:a="http://schemas.openxmlformats.org/drawingml/2006/main">
+              <a:graphicData uri="http://schemas.openxmlformats.org/drawingml/2006/picture">
+                <pic:pic xmlns:pic="http://schemas.openxmlformats.org/drawingml/2006/picture">
+                  <pic:nvPicPr>
+                    <pic:cNvPr id="6" name="Image 1" descr="Defective impeller"/>
+                    <pic:cNvPicPr>
+                      <a:picLocks noChangeAspect="1"/>
+                    </pic:cNvPicPr>
+                  </pic:nvPicPr>
+                  <pic:blipFill>
+                    <a:blip r:embed="rId10"/>
+                    <a:stretch>
+                      <a:fillRect/>
+                    </a:stretch>
+                  </pic:blipFill>
+                  <pic:spPr>
+                    <a:xfrm>
+                      <a:off x="0" y="0"/>
+                      <a:ext cx="1554480" cy="1554480"/>
+                    </a:xfrm>
+                    <a:prstGeom prst="rect">
+                      <a:avLst/>
+                    </a:prstGeom>
+                  </pic:spPr>
+                </pic:pic>
+              </a:graphicData>
+            </a:graphic>
+          </wp:anchor>
+        </w:drawing>
+      </w:r>
+    </w:p>
+    <w:p/>
+    <w:p/>
+    <w:p/>
+    <w:p/>
+    <w:p>
+      <w:pPr>
+        <w:jc w:val="center"/>
+        <w:rPr>
+          <w:b/>
+          <w:bCs/>
+          <w:i/>
+          <w:sz w:val="20"/>
+        </w:rPr>
+      </w:pPr>
+      <w:r>
+        <w:rPr>
+          <w:b/>
+          <w:bCs/>
+          <w:i/>
+          <w:sz w:val="20"/>
+        </w:rPr>
+        <w:t>Figure 2. acceptable image(</w:t>
+      </w:r>
+      <w:proofErr w:type="spellStart"/>
+      <w:r>
+        <w:rPr>
+          <w:b/>
+          <w:bCs/>
+          <w:i/>
+          <w:sz w:val="20"/>
+        </w:rPr>
+        <w:t>okfront</w:t>
+      </w:r>
+      <w:proofErr w:type="spellEnd"/>
+      <w:r>
+        <w:rPr>
+          <w:b/>
+          <w:bCs/>
+          <w:i/>
+          <w:sz w:val="20"/>
+        </w:rPr>
+        <w:t>).                                            Figure 3. Defective image(</w:t>
+      </w:r>
+      <w:proofErr w:type="spellStart"/>
+      <w:r>
+        <w:rPr>
+          <w:b/>
+          <w:bCs/>
+          <w:i/>
+          <w:sz w:val="20"/>
+        </w:rPr>
+        <w:t>deffront</w:t>
+      </w:r>
+      <w:proofErr w:type="spellEnd"/>
+      <w:r>
+        <w:rPr>
+          <w:b/>
+          <w:bCs/>
+          <w:i/>
+          <w:sz w:val="20"/>
+        </w:rPr>
+        <w:t>).</w:t>
+      </w:r>
+    </w:p>
+    <w:p>
       <w:pPr>
         <w:rPr>
           <w:sz w:val="24"/>
           <w:szCs w:val="24"/>
-          <w:lang w:val="en-AE"/>
-        </w:rPr>
-      </w:pPr>
-      <w:r>
-        <w:t>The Casting Product Image Data for Quality Inspection dataset (Kaggle; Pilot Technocast Ltd., CC BY-SA 4.0) contains top-view photographs of cast submersible pump impellers that are either defective or acceptable. The implementation used the Kaggle pre-split augmented layout (castingdata/train and test, with okfront and deffront directories) to ensure a test set consistent with other benchmarks. Grouping by filename (e.g. Castok123 assigned to group castok12) was used to limit leakage between training and validation when augmented copies originate from the same capture. [6]</w:t>
+        </w:rPr>
+      </w:pPr>
+      <w:r>
+        <w:rPr>
+          <w:sz w:val="24"/>
+          <w:szCs w:val="24"/>
+        </w:rPr>
+        <w:t xml:space="preserve">After loading, the pipeline detected the layout </w:t>
+      </w:r>
+      <w:r>
+        <w:rPr>
+          <w:sz w:val="24"/>
+          <w:szCs w:val="24"/>
+        </w:rPr>
+        <w:t>of the data split</w:t>
+      </w:r>
+      <w:r>
+        <w:rPr>
+          <w:sz w:val="24"/>
+          <w:szCs w:val="24"/>
+        </w:rPr>
+        <w:t xml:space="preserve"> with 5,638 images in the training pool, 995 validation images and 715 test images. The test split of the data contains 262 acceptable and 453 defective images, while the training pool has 2,444 acceptable and 3,194 defective images. As shown in the output (Figure </w:t>
+      </w:r>
+      <w:r>
+        <w:rPr>
+          <w:sz w:val="24"/>
+          <w:szCs w:val="24"/>
+        </w:rPr>
+        <w:t>4</w:t>
+      </w:r>
+      <w:r>
+        <w:rPr>
+          <w:sz w:val="24"/>
+          <w:szCs w:val="24"/>
+        </w:rPr>
+        <w:t xml:space="preserve">.), it indicates that the labels correspond to the type of decision an inspector would have to take and lighting conditions are </w:t>
+      </w:r>
+      <w:r>
+        <w:rPr>
+          <w:sz w:val="24"/>
+          <w:szCs w:val="24"/>
+        </w:rPr>
+        <w:t>like</w:t>
+      </w:r>
+      <w:r>
+        <w:rPr>
+          <w:sz w:val="24"/>
+          <w:szCs w:val="24"/>
+        </w:rPr>
+        <w:t xml:space="preserve"> those in many factory vision cells.</w:t>
       </w:r>
     </w:p>
     <w:p>
@@ -1775,42 +2556,11 @@
           <w:sz w:val="24"/>
           <w:szCs w:val="24"/>
         </w:rPr>
-        <w:t xml:space="preserve">After loading, the pipeline detected the layout kaggle_split with 5,638 images in the training pool, 995 validation images and 715 test images. Class counts on the test split were 262 acceptable and 453 defective, while the training pool contained 2,444 acceptable and 3,194 defective images. Suitability of the dataset: the labels correspond to the decisions an inspector would make, and the lighting resembles that of many factory vision cells. </w:t>
+        <w:t>The dataset has some limitations i.e., only one product geometry and material color, with lighting conditions that may not be representative of other foundries without retraining.</w:t>
       </w:r>
     </w:p>
     <w:p>
       <w:pPr>
-        <w:rPr>
-          <w:sz w:val="24"/>
-          <w:szCs w:val="24"/>
-        </w:rPr>
-      </w:pPr>
-      <w:r>
-        <w:rPr>
-          <w:sz w:val="24"/>
-          <w:szCs w:val="24"/>
-        </w:rPr>
-        <w:t>Limitations of the dataset: it contains a single product geometry and a single material colour, and the lighting conditions may not generalise to other foundries without retraining.</w:t>
-      </w:r>
-    </w:p>
-    <w:p>
-      <w:pPr>
-        <w:rPr>
-          <w:sz w:val="24"/>
-          <w:szCs w:val="24"/>
-        </w:rPr>
-      </w:pPr>
-    </w:p>
-    <w:p>
-      <w:pPr>
-        <w:rPr>
-          <w:sz w:val="24"/>
-          <w:szCs w:val="24"/>
-        </w:rPr>
-      </w:pPr>
-    </w:p>
-    <w:p>
-      <w:pPr>
         <w:jc w:val="center"/>
       </w:pPr>
       <w:r>
@@ -1818,9 +2568,9 @@
           <w:noProof/>
         </w:rPr>
         <w:drawing>
-          <wp:inline distT="0" distB="0" distL="0" distR="0" wp14:anchorId="1AF4D1E5" wp14:editId="55EE019D">
-            <wp:extent cx="2918460" cy="1653439"/>
-            <wp:effectExtent l="0" t="0" r="0" b="4445"/>
+          <wp:inline distT="0" distB="0" distL="0" distR="0" wp14:anchorId="1AF4D1E5" wp14:editId="108D2207">
+            <wp:extent cx="2414905" cy="1485900"/>
+            <wp:effectExtent l="0" t="0" r="4445" b="0"/>
             <wp:docPr id="1" name="Picture 1"/>
             <wp:cNvGraphicFramePr>
               <a:graphicFrameLocks xmlns:a="http://schemas.openxmlformats.org/drawingml/2006/main" noChangeAspect="1"/>
@@ -1832,20 +2582,29 @@
                     <pic:cNvPr id="0" name="image.png"/>
                     <pic:cNvPicPr/>
                   </pic:nvPicPr>
-                  <pic:blipFill>
-                    <a:blip r:embed="rId9"/>
+                  <pic:blipFill rotWithShape="1">
+                    <a:blip r:embed="rId11"/>
+                    <a:srcRect l="10187" r="7009"/>
                     <a:stretch>
                       <a:fillRect/>
                     </a:stretch>
                   </pic:blipFill>
-                  <pic:spPr>
+                  <pic:spPr bwMode="auto">
                     <a:xfrm>
                       <a:off x="0" y="0"/>
-                      <a:ext cx="2941986" cy="1666767"/>
+                      <a:ext cx="2436138" cy="1498965"/>
                     </a:xfrm>
                     <a:prstGeom prst="rect">
                       <a:avLst/>
                     </a:prstGeom>
+                    <a:ln>
+                      <a:noFill/>
+                    </a:ln>
+                    <a:extLst>
+                      <a:ext uri="{53640926-AAD7-44D8-BBD7-CCE9431645EC}">
+                        <a14:shadowObscured xmlns:a14="http://schemas.microsoft.com/office/drawing/2010/main"/>
+                      </a:ext>
+                    </a:extLst>
                   </pic:spPr>
                 </pic:pic>
               </a:graphicData>
@@ -1858,32 +2617,39 @@
       <w:pPr>
         <w:jc w:val="center"/>
         <w:rPr>
+          <w:b/>
+          <w:bCs/>
           <w:i/>
           <w:sz w:val="20"/>
         </w:rPr>
       </w:pPr>
       <w:r>
         <w:rPr>
+          <w:b/>
+          <w:bCs/>
           <w:i/>
           <w:sz w:val="20"/>
         </w:rPr>
-        <w:t>Figure 2. Class distribution by split.</w:t>
-      </w:r>
-    </w:p>
-    <w:p>
-      <w:pPr>
-        <w:jc w:val="center"/>
-      </w:pPr>
-    </w:p>
-    <w:p>
-      <w:pPr>
-        <w:jc w:val="center"/>
-      </w:pPr>
-    </w:p>
-    <w:p>
-      <w:pPr>
-        <w:jc w:val="center"/>
-      </w:pPr>
+        <w:t xml:space="preserve">Figure </w:t>
+      </w:r>
+      <w:r>
+        <w:rPr>
+          <w:b/>
+          <w:bCs/>
+          <w:i/>
+          <w:sz w:val="20"/>
+        </w:rPr>
+        <w:t>4</w:t>
+      </w:r>
+      <w:r>
+        <w:rPr>
+          <w:b/>
+          <w:bCs/>
+          <w:i/>
+          <w:sz w:val="20"/>
+        </w:rPr>
+        <w:t>. Class distribution by split.</w:t>
+      </w:r>
     </w:p>
     <w:p>
       <w:pPr>
@@ -1927,19 +2693,79 @@
           <w:szCs w:val="24"/>
           <w:lang w:val="en-AE"/>
         </w:rPr>
-        <w:t>All available images were checked for integrity using Pillow, and only the casting files under the okfront and deffront directories were retained. All images were resized to 224×224, and grayscale images were converted to three-channel RGB to match the ImageNet-pretrained backbones; normalisation used the ImageNet mean and standard deviation. Random horizontal flip and ±10° rotation augmentation were applied to the training stream only, while the validation and test streams used deterministic resizing and normalisation.</w:t>
-      </w:r>
-    </w:p>
-    <w:p>
-      <w:pPr>
+        <w:t xml:space="preserve">All available images were evaluated for integrity using Pillow library and only the casting files in </w:t>
+      </w:r>
+      <w:proofErr w:type="spellStart"/>
+      <w:r>
         <w:rPr>
           <w:sz w:val="24"/>
           <w:szCs w:val="24"/>
           <w:lang w:val="en-AE"/>
         </w:rPr>
-      </w:pPr>
-      <w:r>
-        <w:t>The training pool was split into a validation set (15% of the pool, split by class) and the remaining samples for training. The data-efficiency experiments used stratified sub-samples (25%, 50% and 100% of the training pool) with a fixed random seed of 42; the validation and test sets were held constant across all six runs (1,409, 2,819 and 5,638 training images respectively). Some edge cases were noted in which group-wise stratification reverted to simple random sampling, depending on the number of groups.</w:t>
+        <w:t>okfront</w:t>
+      </w:r>
+      <w:proofErr w:type="spellEnd"/>
+      <w:r>
+        <w:rPr>
+          <w:sz w:val="24"/>
+          <w:szCs w:val="24"/>
+          <w:lang w:val="en-AE"/>
+        </w:rPr>
+        <w:t xml:space="preserve"> and </w:t>
+      </w:r>
+      <w:proofErr w:type="spellStart"/>
+      <w:r>
+        <w:rPr>
+          <w:sz w:val="24"/>
+          <w:szCs w:val="24"/>
+          <w:lang w:val="en-AE"/>
+        </w:rPr>
+        <w:t>deffront</w:t>
+      </w:r>
+      <w:proofErr w:type="spellEnd"/>
+      <w:r>
+        <w:rPr>
+          <w:sz w:val="24"/>
+          <w:szCs w:val="24"/>
+          <w:lang w:val="en-AE"/>
+        </w:rPr>
+        <w:t xml:space="preserve"> were kept. All images were resized to 224×224, and grayscale images were converted to three-channel RGB to match the ImageNet-pretrained backbones; normalisation used the ImageNet mean and standard deviation. Random horizontal flip and ±10° rotation augmentation </w:t>
+      </w:r>
+      <w:r>
+        <w:rPr>
+          <w:sz w:val="24"/>
+          <w:szCs w:val="24"/>
+          <w:lang w:val="en-AE"/>
+        </w:rPr>
+        <w:t>was</w:t>
+      </w:r>
+      <w:r>
+        <w:rPr>
+          <w:sz w:val="24"/>
+          <w:szCs w:val="24"/>
+          <w:lang w:val="en-AE"/>
+        </w:rPr>
+        <w:t xml:space="preserve"> applied to the training stream only, while the validation and test streams used deterministic resizing and normalisation.</w:t>
+      </w:r>
+    </w:p>
+    <w:p>
+      <w:pPr>
+        <w:rPr>
+          <w:sz w:val="24"/>
+          <w:szCs w:val="24"/>
+          <w:lang w:val="en-AE"/>
+        </w:rPr>
+      </w:pPr>
+      <w:r>
+        <w:rPr>
+          <w:sz w:val="24"/>
+          <w:szCs w:val="24"/>
+          <w:lang w:val="en-AE"/>
+        </w:rPr>
+        <w:t>The training pool was split into a validation set containing 15% of the pool stratified by class and the remaining samples were for training. The data-efficiency experiments used stratified sub-samples (25%, 50% and 100%) of the training pool with a fixed random seed of 42 and the same fixed validation and test set for all six runs. In some edge cases, groupwise stratification was probably reduced to simple random sampling for the number of groups</w:t>
+      </w:r>
+      <w:r>
+        <w:t>.</w:t>
       </w:r>
     </w:p>
     <w:p>
@@ -1974,7 +2800,51 @@
         </w:rPr>
       </w:pPr>
       <w:r>
-        <w:t>The primary model is a ViT-B/16 (google/vit-base-patch16-224-in21k), used via Hugging Face Transformers with a modified classification head for the binary task. The comparator is a ResNet-18, used via the torchvision library (ImageNet-1K weights) with a modified final fully connected layer for binary classification. ViT was chosen because the self-attention mechanism is, according to the literature on surface defects, particularly relevant for aggregating global context to detect subtle imperfections. ResNet-18 was chosen as a small, shallow and widely used CNN baseline that has fewer parameters and potentially faster inference than ViT-B/16 (typically 43 MB versus 330 MB in deployment). [7] [9]</w:t>
+        <w:t xml:space="preserve">The main model is a </w:t>
+      </w:r>
+      <w:proofErr w:type="spellStart"/>
+      <w:r>
+        <w:t>ViT</w:t>
+      </w:r>
+      <w:proofErr w:type="spellEnd"/>
+      <w:r>
+        <w:t xml:space="preserve">-B/16 (google/vit-base-patch16-224-in21k), which is </w:t>
+      </w:r>
+      <w:r>
+        <w:t>available</w:t>
+      </w:r>
+      <w:r>
+        <w:t xml:space="preserve"> through the Hugging Face Transformers resource with a modified classification head to perform the binary task. The comparator is a ResNet-18, used via the </w:t>
+      </w:r>
+      <w:proofErr w:type="spellStart"/>
+      <w:r>
+        <w:t>torchvision</w:t>
+      </w:r>
+      <w:proofErr w:type="spellEnd"/>
+      <w:r>
+        <w:t xml:space="preserve"> library (ImageNet-1K weights) with a modified final fully connected layer for binary classification.</w:t>
+      </w:r>
+      <w:r>
+        <w:t xml:space="preserve"> </w:t>
+      </w:r>
+      <w:proofErr w:type="spellStart"/>
+      <w:r>
+        <w:t>ViT</w:t>
+      </w:r>
+      <w:proofErr w:type="spellEnd"/>
+      <w:r>
+        <w:t xml:space="preserve"> is used here because, according to surface defect studies, its self-attention feature helps pull together information from all over the image, which is important for spotting subtle defects.  ResNet-18 was chosen as a small, shallow and widely used CNN baseline that has fewer parameters and potentially faster inference than </w:t>
+      </w:r>
+      <w:proofErr w:type="spellStart"/>
+      <w:r>
+        <w:t>ViT</w:t>
+      </w:r>
+      <w:proofErr w:type="spellEnd"/>
+      <w:r>
+        <w:t xml:space="preserve">-B/16 (typically 43 MB versus 330 MB in deployment). </w:t>
+      </w:r>
+      <w:r>
+        <w:t>[7] [9]</w:t>
       </w:r>
     </w:p>
     <w:p>
@@ -1989,7 +2859,71 @@
           <w:sz w:val="24"/>
           <w:szCs w:val="24"/>
         </w:rPr>
-        <w:t>Configuration (configs/default.yaml): ViT learning rate 2×10⁻⁵ and weight decay 0.01; ResNet learning rate 1×10⁻⁴ and weight decay 1×10⁻⁴; batch size 32; cross-entropy loss; and early stopping on validation macro-F1 with a patience of 5 and a maximum of 30 epochs. The code modules src/train_vit.py, src/train_resnet.py and src/data.py implement the pipeline, and the reproducible project is hosted on GitHub (see Appendix).</w:t>
+        <w:t>Configuration (configs/</w:t>
+      </w:r>
+      <w:proofErr w:type="spellStart"/>
+      <w:r>
+        <w:rPr>
+          <w:sz w:val="24"/>
+          <w:szCs w:val="24"/>
+        </w:rPr>
+        <w:t>default.yaml</w:t>
+      </w:r>
+      <w:proofErr w:type="spellEnd"/>
+      <w:r>
+        <w:rPr>
+          <w:sz w:val="24"/>
+          <w:szCs w:val="24"/>
+        </w:rPr>
+        <w:t xml:space="preserve">): </w:t>
+      </w:r>
+      <w:proofErr w:type="spellStart"/>
+      <w:r>
+        <w:rPr>
+          <w:sz w:val="24"/>
+          <w:szCs w:val="24"/>
+        </w:rPr>
+        <w:t>ViT</w:t>
+      </w:r>
+      <w:proofErr w:type="spellEnd"/>
+      <w:r>
+        <w:rPr>
+          <w:sz w:val="24"/>
+          <w:szCs w:val="24"/>
+        </w:rPr>
+        <w:t xml:space="preserve"> learning rate 2×10⁻⁵ and weight decay 0.01; </w:t>
+      </w:r>
+      <w:proofErr w:type="spellStart"/>
+      <w:r>
+        <w:rPr>
+          <w:sz w:val="24"/>
+          <w:szCs w:val="24"/>
+        </w:rPr>
+        <w:t>ResNet</w:t>
+      </w:r>
+      <w:proofErr w:type="spellEnd"/>
+      <w:r>
+        <w:rPr>
+          <w:sz w:val="24"/>
+          <w:szCs w:val="24"/>
+        </w:rPr>
+        <w:t xml:space="preserve"> learning rate 1×10⁻⁴ and weight decay 1×10⁻⁴; batch size 32; cross-entropy loss; and early stopping on validation macro-F1 with a patience of 5 and a maximum of 30 epochs. The code modules </w:t>
+      </w:r>
+      <w:proofErr w:type="spellStart"/>
+      <w:r>
+        <w:rPr>
+          <w:sz w:val="24"/>
+          <w:szCs w:val="24"/>
+        </w:rPr>
+        <w:t>src</w:t>
+      </w:r>
+      <w:proofErr w:type="spellEnd"/>
+      <w:r>
+        <w:rPr>
+          <w:sz w:val="24"/>
+          <w:szCs w:val="24"/>
+        </w:rPr>
+        <w:t>/train_vit.py, src/train_resnet.py and src/data.py implement the pipeline.</w:t>
       </w:r>
     </w:p>
     <w:p>
@@ -2025,25 +2959,46 @@
     </w:p>
     <w:p/>
     <w:p>
-      <w:pPr>
-        <w:rPr>
-          <w:sz w:val="24"/>
-          <w:szCs w:val="24"/>
-        </w:rPr>
-      </w:pPr>
-      <w:r>
-        <w:t>Fine-tuning was performed on Google Colab with a GPU runtime. The repository was cloned from GitHub, and the dependencies were installed from requirements.txt. The casting data were uploaded as casting_data.zip and extracted to data/raw/. Notebook 01 verified the splits, and Notebook 02 executed the full 2×3 design: ResNet-18 and ViT-B/16 each at train_fraction 1.0, 0.5 and 0.25 (seed 42). The best checkpoint per run by validation macro-F1 was saved under results/checkpoints/. Metrics were appended to results/comparison_table.csv after each run.</w:t>
+      <w:r>
+        <w:t xml:space="preserve">The fine-tuning part was performed on Google </w:t>
+      </w:r>
+      <w:proofErr w:type="spellStart"/>
+      <w:r>
+        <w:t>Colab</w:t>
+      </w:r>
+      <w:proofErr w:type="spellEnd"/>
+      <w:r>
+        <w:t xml:space="preserve">, using a T4 GPU runtime. The repository was cloned from GitHub and dependencies were installed from requirements.txt. The casting data (castings_data.zip) was uploaded and extracted to data/raw/. Verification of the splits using Notebook 01 and the complete 2×3 experimental design was implemented in Notebook 02: Res Net-18 and </w:t>
+      </w:r>
+      <w:proofErr w:type="spellStart"/>
+      <w:r>
+        <w:t>ViT</w:t>
+      </w:r>
+      <w:proofErr w:type="spellEnd"/>
+      <w:r>
+        <w:t xml:space="preserve">-B/16 models were fine-tuned on </w:t>
+      </w:r>
+      <w:proofErr w:type="spellStart"/>
+      <w:r>
+        <w:t>train_fraction</w:t>
+      </w:r>
+      <w:proofErr w:type="spellEnd"/>
+      <w:r>
+        <w:t xml:space="preserve"> levels of 1.0, 0.5, and 0.25 (seed 42). The best checkpoint for each run (highest validation macro-F1) was stored in results/checkpoints/. Metrics were logged to results/comparison_table.csv after each run.</w:t>
       </w:r>
     </w:p>
     <w:p>
-      <w:pPr>
-        <w:rPr>
-          <w:sz w:val="24"/>
-          <w:szCs w:val="24"/>
-        </w:rPr>
-      </w:pPr>
-      <w:r>
-        <w:t>Owing to time constraints, only a partial hyperparameter search was performed, so that the models could be compared under similar settings. Early stopping was used to avoid overfitting once the validation macro-F1 stopped improving. Checkpoints and figures were pushed to GitHub where size constraints permitted.</w:t>
+      <w:r>
+        <w:t xml:space="preserve">Due to time constraints, only for partial hyperparameters allowed searching which prevented arbitrary </w:t>
+      </w:r>
+      <w:r>
+        <w:t>optimization</w:t>
+      </w:r>
+      <w:r>
+        <w:t xml:space="preserve"> and ensured fair evaluation of models. Early stopping was used when validation macro-f1 was not improving which avoided overfitting</w:t>
+      </w:r>
+      <w:r>
+        <w:t>.</w:t>
       </w:r>
     </w:p>
     <w:p>
@@ -2070,32 +3025,34 @@
     </w:p>
     <w:p/>
     <w:p>
-      <w:pPr>
-        <w:rPr>
-          <w:sz w:val="24"/>
-          <w:szCs w:val="24"/>
-        </w:rPr>
-      </w:pPr>
-      <w:r>
-        <w:rPr>
-          <w:sz w:val="24"/>
-          <w:szCs w:val="24"/>
-        </w:rPr>
-        <w:t>The metrics follow the course specification and comprise accuracy, macro-F1 score, defect-class precision and recall, confusion matrix entries, training time, mean inference latency and model size. The primary operational emphasis is on defect recall, because false negatives allow defective impellers to proceed further in the process.</w:t>
+      <w:r>
+        <w:t>Metrics consist of accuracy, macro-F1 score, defect class precision/recall, confusion matrix entries, training time, mean inference latency and model size. The main operational metric is likely to be the defect recall, as false negatives could lead to a defect impeller going further through the process.</w:t>
       </w:r>
     </w:p>
     <w:p>
-      <w:pPr>
-        <w:rPr>
-          <w:sz w:val="24"/>
-          <w:szCs w:val="24"/>
-        </w:rPr>
-      </w:pPr>
-      <w:r>
-        <w:t>Table 1 summarises all six completed runs (two architectures × three training fractions). Accuracy and macro-F1 are reported as percentages rounded to two decimal places; training time is wall-clock seconds on Colab GPU; latency is mean milliseconds per test image on GPU.</w:t>
+      <w:r>
+        <w:t>The table below</w:t>
+      </w:r>
+      <w:r>
+        <w:t xml:space="preserve"> shows all 6 completed training runs completed that has two architectures with 3 training fractions. Accuracy and macro-F1 scores are given in percentage values with two decimal places, training time in wall-clock seconds on a </w:t>
+      </w:r>
+      <w:proofErr w:type="spellStart"/>
+      <w:r>
+        <w:t>Colab</w:t>
+      </w:r>
+      <w:proofErr w:type="spellEnd"/>
+      <w:r>
+        <w:t xml:space="preserve"> GPU, and latency in mean milliseconds per test image on the GPU.</w:t>
       </w:r>
     </w:p>
-    <w:p/>
+    <w:p>
+      <w:pPr>
+        <w:rPr>
+          <w:sz w:val="2"/>
+          <w:szCs w:val="2"/>
+        </w:rPr>
+      </w:pPr>
+    </w:p>
     <w:tbl>
       <w:tblPr>
         <w:tblStyle w:val="TableGrid"/>
@@ -2160,7 +3117,7 @@
         </w:tc>
         <w:tc>
           <w:tcPr>
-            <w:tcW w:w="960" w:type="dxa"/>
+            <w:tcW w:w="1035" w:type="dxa"/>
           </w:tcPr>
           <w:p>
             <w:pPr>
@@ -2274,7 +3231,23 @@
                 <w:b/>
                 <w:bCs/>
               </w:rPr>
-              <w:t>Latency (ms)</w:t>
+              <w:t>Latency (</w:t>
+            </w:r>
+            <w:proofErr w:type="spellStart"/>
+            <w:r>
+              <w:rPr>
+                <w:b/>
+                <w:bCs/>
+              </w:rPr>
+              <w:t>ms</w:t>
+            </w:r>
+            <w:proofErr w:type="spellEnd"/>
+            <w:r>
+              <w:rPr>
+                <w:b/>
+                <w:bCs/>
+              </w:rPr>
+              <w:t>)</w:t>
             </w:r>
           </w:p>
         </w:tc>
@@ -2593,8 +3566,13 @@
             <w:tcW w:w="960" w:type="dxa"/>
           </w:tcPr>
           <w:p>
+            <w:proofErr w:type="spellStart"/>
             <w:r>
-              <w:t>ViT-B/16</w:t>
+              <w:t>ViT</w:t>
+            </w:r>
+            <w:proofErr w:type="spellEnd"/>
+            <w:r>
+              <w:t>-B/16</w:t>
             </w:r>
           </w:p>
         </w:tc>
@@ -2688,8 +3666,13 @@
             <w:tcW w:w="960" w:type="dxa"/>
           </w:tcPr>
           <w:p>
+            <w:proofErr w:type="spellStart"/>
             <w:r>
-              <w:t>ViT-B/16</w:t>
+              <w:t>ViT</w:t>
+            </w:r>
+            <w:proofErr w:type="spellEnd"/>
+            <w:r>
+              <w:t>-B/16</w:t>
             </w:r>
           </w:p>
         </w:tc>
@@ -2783,8 +3766,13 @@
             <w:tcW w:w="960" w:type="dxa"/>
           </w:tcPr>
           <w:p>
+            <w:proofErr w:type="spellStart"/>
             <w:r>
-              <w:t>ViT-B/16</w:t>
+              <w:t>ViT</w:t>
+            </w:r>
+            <w:proofErr w:type="spellEnd"/>
+            <w:r>
+              <w:t>-B/16</w:t>
             </w:r>
           </w:p>
         </w:tc>
@@ -2870,7 +3858,230 @@
         </w:tc>
       </w:tr>
     </w:tbl>
-    <w:p/>
+    <w:p>
+      <w:pPr>
+        <w:jc w:val="center"/>
+      </w:pPr>
+      <w:r>
+        <w:rPr>
+          <w:noProof/>
+        </w:rPr>
+        <w:lastRenderedPageBreak/>
+        <w:drawing>
+          <wp:inline distT="0" distB="0" distL="0" distR="0" wp14:anchorId="156D1901" wp14:editId="5D8E892A">
+            <wp:extent cx="5486400" cy="1136650"/>
+            <wp:effectExtent l="0" t="0" r="0" b="6350"/>
+            <wp:docPr id="1085095190" name="Picture 1"/>
+            <wp:cNvGraphicFramePr>
+              <a:graphicFrameLocks xmlns:a="http://schemas.openxmlformats.org/drawingml/2006/main" noChangeAspect="1"/>
+            </wp:cNvGraphicFramePr>
+            <a:graphic xmlns:a="http://schemas.openxmlformats.org/drawingml/2006/main">
+              <a:graphicData uri="http://schemas.openxmlformats.org/drawingml/2006/picture">
+                <pic:pic xmlns:pic="http://schemas.openxmlformats.org/drawingml/2006/picture">
+                  <pic:nvPicPr>
+                    <pic:cNvPr id="1085095190" name=""/>
+                    <pic:cNvPicPr/>
+                  </pic:nvPicPr>
+                  <pic:blipFill>
+                    <a:blip r:embed="rId12"/>
+                    <a:stretch>
+                      <a:fillRect/>
+                    </a:stretch>
+                  </pic:blipFill>
+                  <pic:spPr>
+                    <a:xfrm>
+                      <a:off x="0" y="0"/>
+                      <a:ext cx="5486400" cy="1136650"/>
+                    </a:xfrm>
+                    <a:prstGeom prst="rect">
+                      <a:avLst/>
+                    </a:prstGeom>
+                  </pic:spPr>
+                </pic:pic>
+              </a:graphicData>
+            </a:graphic>
+          </wp:inline>
+        </w:drawing>
+      </w:r>
+    </w:p>
+    <w:p>
+      <w:pPr>
+        <w:jc w:val="center"/>
+        <w:rPr>
+          <w:b/>
+          <w:bCs/>
+          <w:i/>
+          <w:sz w:val="20"/>
+        </w:rPr>
+      </w:pPr>
+      <w:r>
+        <w:rPr>
+          <w:b/>
+          <w:bCs/>
+          <w:i/>
+          <w:sz w:val="20"/>
+        </w:rPr>
+        <w:t xml:space="preserve">Figure </w:t>
+      </w:r>
+      <w:r>
+        <w:rPr>
+          <w:b/>
+          <w:bCs/>
+          <w:i/>
+          <w:sz w:val="20"/>
+        </w:rPr>
+        <w:t>5</w:t>
+      </w:r>
+      <w:r>
+        <w:rPr>
+          <w:b/>
+          <w:bCs/>
+          <w:i/>
+          <w:sz w:val="20"/>
+        </w:rPr>
+        <w:t xml:space="preserve">. </w:t>
+      </w:r>
+      <w:r>
+        <w:rPr>
+          <w:b/>
+          <w:bCs/>
+          <w:i/>
+          <w:sz w:val="20"/>
+        </w:rPr>
+        <w:t>Accuracy vs training fraction chart.</w:t>
+      </w:r>
+    </w:p>
+    <w:p>
+      <w:pPr>
+        <w:jc w:val="center"/>
+        <w:rPr>
+          <w:b/>
+          <w:bCs/>
+        </w:rPr>
+      </w:pPr>
+    </w:p>
+    <w:p>
+      <w:pPr>
+        <w:jc w:val="center"/>
+      </w:pPr>
+    </w:p>
+    <w:p>
+      <w:pPr>
+        <w:jc w:val="center"/>
+      </w:pPr>
+      <w:r>
+        <w:rPr>
+          <w:noProof/>
+        </w:rPr>
+        <w:drawing>
+          <wp:inline distT="0" distB="0" distL="0" distR="0" wp14:anchorId="2DFA69DB" wp14:editId="2F833367">
+            <wp:extent cx="5486400" cy="1147445"/>
+            <wp:effectExtent l="0" t="0" r="0" b="0"/>
+            <wp:docPr id="872461728" name="Picture 1"/>
+            <wp:cNvGraphicFramePr>
+              <a:graphicFrameLocks xmlns:a="http://schemas.openxmlformats.org/drawingml/2006/main" noChangeAspect="1"/>
+            </wp:cNvGraphicFramePr>
+            <a:graphic xmlns:a="http://schemas.openxmlformats.org/drawingml/2006/main">
+              <a:graphicData uri="http://schemas.openxmlformats.org/drawingml/2006/picture">
+                <pic:pic xmlns:pic="http://schemas.openxmlformats.org/drawingml/2006/picture">
+                  <pic:nvPicPr>
+                    <pic:cNvPr id="872461728" name=""/>
+                    <pic:cNvPicPr/>
+                  </pic:nvPicPr>
+                  <pic:blipFill>
+                    <a:blip r:embed="rId13"/>
+                    <a:stretch>
+                      <a:fillRect/>
+                    </a:stretch>
+                  </pic:blipFill>
+                  <pic:spPr>
+                    <a:xfrm>
+                      <a:off x="0" y="0"/>
+                      <a:ext cx="5486400" cy="1147445"/>
+                    </a:xfrm>
+                    <a:prstGeom prst="rect">
+                      <a:avLst/>
+                    </a:prstGeom>
+                  </pic:spPr>
+                </pic:pic>
+              </a:graphicData>
+            </a:graphic>
+          </wp:inline>
+        </w:drawing>
+      </w:r>
+    </w:p>
+    <w:p>
+      <w:pPr>
+        <w:jc w:val="center"/>
+        <w:rPr>
+          <w:b/>
+          <w:bCs/>
+        </w:rPr>
+      </w:pPr>
+      <w:r>
+        <w:rPr>
+          <w:b/>
+          <w:bCs/>
+          <w:i/>
+          <w:sz w:val="20"/>
+        </w:rPr>
+        <w:t xml:space="preserve">Figure </w:t>
+      </w:r>
+      <w:r>
+        <w:rPr>
+          <w:b/>
+          <w:bCs/>
+          <w:i/>
+          <w:sz w:val="20"/>
+        </w:rPr>
+        <w:t>6</w:t>
+      </w:r>
+      <w:r>
+        <w:rPr>
+          <w:b/>
+          <w:bCs/>
+          <w:i/>
+          <w:sz w:val="20"/>
+        </w:rPr>
+        <w:t xml:space="preserve">. </w:t>
+      </w:r>
+      <w:r>
+        <w:rPr>
+          <w:b/>
+          <w:bCs/>
+          <w:i/>
+          <w:sz w:val="20"/>
+        </w:rPr>
+        <w:t>Defect recall(production-critical) chart</w:t>
+      </w:r>
+      <w:r>
+        <w:rPr>
+          <w:b/>
+          <w:bCs/>
+          <w:i/>
+          <w:sz w:val="20"/>
+        </w:rPr>
+        <w:t>.</w:t>
+      </w:r>
+    </w:p>
+    <w:p>
+      <w:pPr>
+        <w:jc w:val="center"/>
+      </w:pPr>
+    </w:p>
+    <w:p>
+      <w:r>
+        <w:t xml:space="preserve">The held-out test set across all runs was unchanged with 715 images. The false negatives (missed defects) were 1-3 per run. The number of false positives was 0-2. Res Net trained on 100% of the training data was 0 false positives, 2 false negatives (262 TN, 0 FP, 2 FN, 451 TP). </w:t>
+      </w:r>
+      <w:proofErr w:type="spellStart"/>
+      <w:r>
+        <w:t>ViT</w:t>
+      </w:r>
+      <w:proofErr w:type="spellEnd"/>
+      <w:r>
+        <w:t xml:space="preserve"> trained on 25% of the training data had the greatest number of false negatives in this grid (261 TN, 1 FP, 3 FN, 450 TP). These counts motivate reporting defective recall along with accuracy.</w:t>
+      </w:r>
+    </w:p>
     <w:p>
       <w:pPr>
         <w:rPr>
@@ -2879,7 +4090,87 @@
         </w:rPr>
       </w:pPr>
       <w:r>
-        <w:t>Across runs, the held-out test set remained fixed at 715 images (262 acceptable, 453 defective). False negatives ranged from one to three per run (missed defects); false positives ranged from zero to two. ResNet at 100% training data achieved zero false positives and two false negatives (262 TN, 0 FP, 2 FN, 451 TP). ViT at 25% had the highest miss rate in this grid (261 TN, 1 FP, 3 FN, 450 TP). These counts motivate defect-recall reporting alongside accuracy.</w:t>
+        <w:t xml:space="preserve">Test performance of both architectures at 100% labels was close to the observed ceiling, with the </w:t>
+      </w:r>
+      <w:proofErr w:type="spellStart"/>
+      <w:r>
+        <w:t>ViT</w:t>
+      </w:r>
+      <w:proofErr w:type="spellEnd"/>
+      <w:r>
+        <w:t xml:space="preserve"> having slightly more defect recall (+1 false positive for </w:t>
+      </w:r>
+      <w:proofErr w:type="spellStart"/>
+      <w:r>
+        <w:t>ViT</w:t>
+      </w:r>
+      <w:proofErr w:type="spellEnd"/>
+      <w:r>
+        <w:t xml:space="preserve"> compared to 0 for </w:t>
+      </w:r>
+      <w:proofErr w:type="spellStart"/>
+      <w:r>
+        <w:t>ResNet</w:t>
+      </w:r>
+      <w:proofErr w:type="spellEnd"/>
+      <w:r>
+        <w:t xml:space="preserve">). As the data is decreased to half or less, it is likely that the </w:t>
+      </w:r>
+      <w:proofErr w:type="spellStart"/>
+      <w:r>
+        <w:t>ResNet</w:t>
+      </w:r>
+      <w:proofErr w:type="spellEnd"/>
+      <w:r>
+        <w:t xml:space="preserve"> will perform better than the </w:t>
+      </w:r>
+      <w:proofErr w:type="spellStart"/>
+      <w:r>
+        <w:t>ViT</w:t>
+      </w:r>
+      <w:proofErr w:type="spellEnd"/>
+      <w:r>
+        <w:t xml:space="preserve"> in accuracy and macro-F1 for the two training pool sizes 50% and 25% as shown in studies. It was shown that the accuracy in </w:t>
+      </w:r>
+      <w:proofErr w:type="spellStart"/>
+      <w:r>
+        <w:t>ResNet</w:t>
+      </w:r>
+      <w:proofErr w:type="spellEnd"/>
+      <w:r>
+        <w:t xml:space="preserve"> was higher, 99.72% vs 99.44%. Training time for </w:t>
+      </w:r>
+      <w:proofErr w:type="spellStart"/>
+      <w:r>
+        <w:t>ViT</w:t>
+      </w:r>
+      <w:proofErr w:type="spellEnd"/>
+      <w:r>
+        <w:t xml:space="preserve"> ranged from 534s to 1,781s (compared to 108s–213s for </w:t>
+      </w:r>
+      <w:proofErr w:type="spellStart"/>
+      <w:r>
+        <w:t>ResNet</w:t>
+      </w:r>
+      <w:proofErr w:type="spellEnd"/>
+      <w:r>
+        <w:t xml:space="preserve">) and the inference latency was approximately 12ms for </w:t>
+      </w:r>
+      <w:proofErr w:type="spellStart"/>
+      <w:r>
+        <w:t>ViT</w:t>
+      </w:r>
+      <w:proofErr w:type="spellEnd"/>
+      <w:r>
+        <w:t xml:space="preserve">, less than 1ms for </w:t>
+      </w:r>
+      <w:proofErr w:type="spellStart"/>
+      <w:r>
+        <w:t>ResNet</w:t>
+      </w:r>
+      <w:proofErr w:type="spellEnd"/>
+      <w:r>
+        <w:t>, which suggests there may be an important cost-benefit tradeoff when deploying the two models.</w:t>
       </w:r>
     </w:p>
     <w:p>
@@ -2889,31 +4180,21 @@
           <w:szCs w:val="24"/>
         </w:rPr>
       </w:pPr>
-      <w:r>
-        <w:t>At 100% labelled data, both architectures reached near-ceiling test performance; ViT showed marginally higher defect recall but with one false positive where ResNet had none. When the training pool was reduced to 50% and 25%, ResNet retained higher accuracy and macro-F1 than ViT in this study (for example, about 99.72% versus 99.44% accuracy at 25% data). ViT training times were approximately 534 s to 1,781 s versus 108 s to 213 s for ResNet, and ViT inference latency remained near 12 ms compared with under 1 ms for ResNet, indicating a clear deployment cost trade-off despite similar classification quality at full data.</w:t>
-      </w:r>
     </w:p>
     <w:p>
       <w:pPr>
-        <w:rPr>
-          <w:sz w:val="24"/>
-          <w:szCs w:val="24"/>
-        </w:rPr>
+        <w:jc w:val="center"/>
       </w:pPr>
     </w:p>
     <w:p>
       <w:pPr>
         <w:jc w:val="center"/>
       </w:pPr>
-    </w:p>
-    <w:p>
-      <w:pPr>
-        <w:jc w:val="center"/>
-      </w:pPr>
       <w:r>
         <w:rPr>
           <w:noProof/>
         </w:rPr>
+        <w:lastRenderedPageBreak/>
         <w:drawing>
           <wp:inline distT="0" distB="0" distL="0" distR="0" wp14:anchorId="3DDE91EA" wp14:editId="61DCD3BC">
             <wp:extent cx="4899660" cy="2179320"/>
@@ -2930,7 +4211,7 @@
                     <pic:cNvPicPr/>
                   </pic:nvPicPr>
                   <pic:blipFill>
-                    <a:blip r:embed="rId10"/>
+                    <a:blip r:embed="rId14"/>
                     <a:stretch>
                       <a:fillRect/>
                     </a:stretch>
@@ -2954,9 +4235,15 @@
     <w:p>
       <w:pPr>
         <w:jc w:val="center"/>
-      </w:pPr>
-      <w:r>
-        <w:rPr>
+        <w:rPr>
+          <w:b/>
+          <w:bCs/>
+        </w:rPr>
+      </w:pPr>
+      <w:r>
+        <w:rPr>
+          <w:b/>
+          <w:bCs/>
           <w:i/>
           <w:sz w:val="20"/>
         </w:rPr>
@@ -2964,21 +4251,43 @@
       </w:r>
       <w:r>
         <w:rPr>
+          <w:b/>
+          <w:bCs/>
           <w:i/>
           <w:sz w:val="20"/>
         </w:rPr>
-        <w:t>3</w:t>
-      </w:r>
-      <w:r>
-        <w:rPr>
+        <w:t>7</w:t>
+      </w:r>
+      <w:r>
+        <w:rPr>
+          <w:b/>
+          <w:bCs/>
           <w:i/>
           <w:sz w:val="20"/>
         </w:rPr>
-        <w:t>. Streamlit live demo (defect classification and Grad-CAM).</w:t>
+        <w:t xml:space="preserve">. </w:t>
+      </w:r>
+      <w:proofErr w:type="spellStart"/>
+      <w:r>
+        <w:rPr>
+          <w:b/>
+          <w:bCs/>
+          <w:i/>
+          <w:sz w:val="20"/>
+        </w:rPr>
+        <w:t>Streamlit</w:t>
+      </w:r>
+      <w:proofErr w:type="spellEnd"/>
+      <w:r>
+        <w:rPr>
+          <w:b/>
+          <w:bCs/>
+          <w:i/>
+          <w:sz w:val="20"/>
+        </w:rPr>
+        <w:t xml:space="preserve"> live demo (defect classification and Grad-CAM).</w:t>
       </w:r>
     </w:p>
-    <w:p/>
-    <w:p/>
     <w:p/>
     <w:p/>
     <w:p>
@@ -3000,21 +4309,55 @@
           <w:sz w:val="36"/>
           <w:szCs w:val="36"/>
         </w:rPr>
-        <w:lastRenderedPageBreak/>
         <w:t>ANALYSIS OF PERFORMANCE AND POTENTIAL BIASES</w:t>
       </w:r>
     </w:p>
     <w:p/>
     <w:p>
       <w:r>
-        <w:t>The high test scores across all six runs suggest that ImageNet-pretrained ResNet-18 and ViT-B/16 both transfer well to top-view casting textures on the Kaggle test split, with ResNet offering better accuracy–efficiency balance at reduced label fractions in this experiment. Several biases and threats to validity nonetheless exist. Class imbalance (more defective than acceptable images in the training set) may bias accuracy relative to macro-F1, so both metrics are reported. Although group-wise splitting reduces leakage, it cannot prevent it if naming conventions change. Additionally, near-ceiling results resemble Smart Casting literature on similar data and suggest that this photograph task is considerably easier than casting defect detection in low-resolution radiography, meaning conclusions cannot be extended to X-ray inspection without retraining. Only seed 42 was used; multi-seed averages would strengthen generalisation claims.</w:t>
+        <w:t xml:space="preserve">High test results across all 6 runs (multiple seeds, train and test) show that both Image Net-pretrained Res Net-18 and </w:t>
+      </w:r>
+      <w:proofErr w:type="spellStart"/>
+      <w:r>
+        <w:t>ViT</w:t>
+      </w:r>
+      <w:proofErr w:type="spellEnd"/>
+      <w:r>
+        <w:t xml:space="preserve">-B/16 will successfully generalize to top-view casting textures on the Kaggle test split. While Although </w:t>
+      </w:r>
+      <w:proofErr w:type="spellStart"/>
+      <w:r>
+        <w:t>ResNet</w:t>
+      </w:r>
+      <w:proofErr w:type="spellEnd"/>
+      <w:r>
+        <w:t xml:space="preserve"> balances accuracy and efficiency at lower label fractions, biases and validity threats remain. Class imbalance in the training </w:t>
+      </w:r>
+      <w:r>
+        <w:t>set</w:t>
+      </w:r>
+      <w:r>
+        <w:t xml:space="preserve"> may bias accuracy measurements with respect to macro-F1, so both metrics are reported. While group-wise splitting reduces data leakage, it cannot eliminate it in some cases where naming conventions are inconsistent.  The near- ceiling performance also resemble Smart Casting, comparable data and photographic tasks, suggests that the photographic task may in fact be much less difficult than casting defect detection in low-resolution radiography and the findings may not therefore generalize to X-ray inspection without additional training. Only seed 42 was used and average multi-seed would yield more robust generalization claims.</w:t>
       </w:r>
     </w:p>
     <w:p>
       <w:r>
-        <w:t>False negatives (one to three per run in this grid) are the highest-risk errors for manufacturing, as subtle defects may be confused with surface variation. False positives (zero to two per run) are less harmful but still trigger unnecessary rework. Grad-CAM visualisations for defective ResNet examples highlight regions near the rim and blade areas. [10]</w:t>
+        <w:t xml:space="preserve">False negatives of 1 to 3 per run can be of higher risk errors in manufacturing as subtle faults can be confused with surface variations. False positives of 0 to 2 per run will have lower costs but will still lead to rework. Grad-CAM has visualized which areas are highlighted in the defective examples of </w:t>
+      </w:r>
+      <w:proofErr w:type="spellStart"/>
+      <w:r>
+        <w:t>ResNet</w:t>
+      </w:r>
+      <w:proofErr w:type="spellEnd"/>
+      <w:r>
+        <w:t xml:space="preserve"> that are located close to the rim and blade. </w:t>
+      </w:r>
+      <w:r>
+        <w:t>[10]</w:t>
       </w:r>
     </w:p>
+    <w:p/>
+    <w:p/>
     <w:p>
       <w:pPr>
         <w:pStyle w:val="Heading1"/>
@@ -3034,6 +4377,7 @@
           <w:sz w:val="34"/>
           <w:szCs w:val="34"/>
         </w:rPr>
+        <w:lastRenderedPageBreak/>
         <w:t>ETHICAL AND SOCIETAL IMPLICATIONS</w:t>
       </w:r>
     </w:p>
@@ -3048,7 +4392,13 @@
         <w:rPr>
           <w:lang w:val="en-AE"/>
         </w:rPr>
-        <w:t>The dataset images are real production images, and the Kaggle licence requires credit and research-only usage according to the publisher's rules. An automated inspection system without human review could cause harm if a model trained in one lighting environment is deployed on a different line, producing either false positives (wasted labour and material) or false negatives (defects reaching the customer). This risk can be mitigated by combining the system with periodic audits by human inspectors and with thresholds based on validation defect recall.</w:t>
+        <w:t>The dataset images are real production images and the Kaggle licence requires credit and research-only usage according to the publisher's rules. An automated inspection system without the support of human operators could cause physical harm if a model trained on one production lighting condition is used on another production line resulting in false positives that lead to wasted labour and resources or false negatives where defective parts reach the customer. This risk can be prevented by incorporating human inspector audits and thresholds based on validation defect recall.</w:t>
+      </w:r>
+      <w:r>
+        <w:rPr>
+          <w:lang w:val="en-AE"/>
+        </w:rPr>
+        <w:t xml:space="preserve"> </w:t>
       </w:r>
     </w:p>
     <w:p>
@@ -3058,14 +4408,47 @@
         </w:rPr>
       </w:pPr>
       <w:r>
-        <w:t>High aggregate accuracy does not remove the need for human review on safety-critical reject decisions, especially when false negatives occur.</w:t>
+        <w:rPr>
+          <w:lang w:val="en-AE"/>
+        </w:rPr>
+        <w:t>Moreover, even with high overall accuracies, the need for human review on safety-critical reject decisions especially when false negatives occur is very important</w:t>
+      </w:r>
+      <w:r>
+        <w:rPr>
+          <w:lang w:val="en-AE"/>
+        </w:rPr>
+        <w:t>.</w:t>
       </w:r>
     </w:p>
     <w:p>
       <w:r>
-        <w:t>In the UAE, Operation 300bn promotes advanced manufacturing and technology adoption. Data-efficient deep learning could help SMEs adopt visual quality control with fewer labelled images, supporting productivity and waste reduction. This is a potential societal benefit that has not yet been empirically tested in UAE manufacturing environments. Its realisation is likely to depend on transparent reporting of failure modes, GPU training energy use, and universal access to Colab and open-source code. The Streamlit demo illustrates potential deployment but currently runs locally; any move to cloud hosting would require secure management of checkpoints and uploaded images. [8]</w:t>
+        <w:t xml:space="preserve">In the UAE, Operation 300bn would promote the development of manufacturing and technology. Studies show that data-efficient deep learning </w:t>
+      </w:r>
+      <w:r>
+        <w:t>enables</w:t>
+      </w:r>
+      <w:r>
+        <w:t xml:space="preserve"> small and medium scale vision-based quality control, with less labelled data, resulting in improved productivity and less waste.  The impact for society in the UAE remains untested but likely relies upon public sharing of information on failure modes, GPU training energy usage and a simplification of access to </w:t>
+      </w:r>
+      <w:proofErr w:type="spellStart"/>
+      <w:r>
+        <w:t>Colab</w:t>
+      </w:r>
+      <w:proofErr w:type="spellEnd"/>
+      <w:r>
+        <w:t xml:space="preserve"> and </w:t>
+      </w:r>
+      <w:r>
+        <w:t>open-source</w:t>
+      </w:r>
+      <w:r>
+        <w:t xml:space="preserve"> code. </w:t>
+      </w:r>
+      <w:r>
+        <w:t>[8]</w:t>
       </w:r>
     </w:p>
+    <w:p/>
     <w:p>
       <w:pPr>
         <w:pStyle w:val="Heading1"/>
@@ -3085,7 +4468,6 @@
           <w:sz w:val="40"/>
           <w:szCs w:val="40"/>
         </w:rPr>
-        <w:lastRenderedPageBreak/>
         <w:t>CONCLUSION</w:t>
       </w:r>
     </w:p>
@@ -3099,7 +4481,42 @@
         </w:rPr>
       </w:pPr>
       <w:r>
-        <w:t>This project compared ViT-B/16 and ResNet-18 as casting defect classifiers using a completed six-run data-efficiency protocol. Both models achieved strong test discrimination on the Kaggle split; ResNet-18 is the practical recommendation when label budget or edge hardware is constrained, because it matched or exceeded ViT on accuracy and macro-F1 at 50% and 25% training data with far lower training time, model size and inference latency. ViT remains viable when full labelled data and GPU capacity are available. The GitHub repository, Colab notebooks, comparison_table.csv, checkpoints, Grad-CAM figures and Streamlit front end listed in the Appendix support reproducibility. Multi-seed averaging and ViT attention visualisations are recommended extensions rather than gaps in the core comparison.</w:t>
+        <w:t xml:space="preserve">This project has compared </w:t>
+      </w:r>
+      <w:proofErr w:type="spellStart"/>
+      <w:r>
+        <w:t>ViT</w:t>
+      </w:r>
+      <w:proofErr w:type="spellEnd"/>
+      <w:r>
+        <w:t xml:space="preserve">-B/16 and ResNet-18 on casting defect classifiers using a six-run data-efficient protocol. Both models achieved strong test discrimination on the Kaggle split; ResNet-18 is the practical recommendation when label budget or edge hardware is constrained, because it matched or exceeded </w:t>
+      </w:r>
+      <w:proofErr w:type="spellStart"/>
+      <w:r>
+        <w:t>ViT</w:t>
+      </w:r>
+      <w:proofErr w:type="spellEnd"/>
+      <w:r>
+        <w:t xml:space="preserve"> on accuracy and macro-F1 at 50% and 25% training data with far lower training time, model size and inference latency. </w:t>
+      </w:r>
+      <w:proofErr w:type="spellStart"/>
+      <w:r>
+        <w:t>ViT</w:t>
+      </w:r>
+      <w:proofErr w:type="spellEnd"/>
+      <w:r>
+        <w:t xml:space="preserve"> is possible with full labelled training data and GPU resources. Multi-seed averaging and visualizing </w:t>
+      </w:r>
+      <w:proofErr w:type="spellStart"/>
+      <w:r>
+        <w:t>ViT</w:t>
+      </w:r>
+      <w:proofErr w:type="spellEnd"/>
+      <w:r>
+        <w:t xml:space="preserve"> attention are not strengths of this work rather they are an extension to this project</w:t>
+      </w:r>
+      <w:r>
+        <w:t>.</w:t>
       </w:r>
     </w:p>
     <w:p>
@@ -3113,6 +4530,33 @@
     </w:p>
     <w:p>
       <w:pPr>
+        <w:rPr>
+          <w:sz w:val="24"/>
+          <w:szCs w:val="24"/>
+          <w:lang w:val="en-AE"/>
+        </w:rPr>
+      </w:pPr>
+    </w:p>
+    <w:p>
+      <w:pPr>
+        <w:rPr>
+          <w:sz w:val="24"/>
+          <w:szCs w:val="24"/>
+          <w:lang w:val="en-AE"/>
+        </w:rPr>
+      </w:pPr>
+    </w:p>
+    <w:p>
+      <w:pPr>
+        <w:rPr>
+          <w:sz w:val="24"/>
+          <w:szCs w:val="24"/>
+          <w:lang w:val="en-AE"/>
+        </w:rPr>
+      </w:pPr>
+    </w:p>
+    <w:p>
+      <w:pPr>
         <w:pStyle w:val="Heading1"/>
         <w:rPr>
           <w:rFonts w:asciiTheme="majorBidi" w:hAnsiTheme="majorBidi"/>
@@ -3126,6 +4570,7 @@
           <w:sz w:val="40"/>
           <w:szCs w:val="40"/>
         </w:rPr>
+        <w:lastRenderedPageBreak/>
         <w:t>REFERENCES</w:t>
       </w:r>
     </w:p>
@@ -3135,7 +4580,15 @@
         <w:pStyle w:val="ListBullet"/>
       </w:pPr>
       <w:r>
-        <w:t>[1] Z. Li et al., “A survey of deep learning for industrial visual anomaly detection,” Artif. Intell. Rev., 2025.</w:t>
+        <w:t xml:space="preserve">[1] Z. Li et al., “A survey of deep learning for industrial visual anomaly detection,” </w:t>
+      </w:r>
+      <w:proofErr w:type="spellStart"/>
+      <w:r>
+        <w:t>Artif</w:t>
+      </w:r>
+      <w:proofErr w:type="spellEnd"/>
+      <w:r>
+        <w:t>. Intell. Rev., 2025.</w:t>
       </w:r>
     </w:p>
     <w:p>
@@ -3151,7 +4604,15 @@
         <w:pStyle w:val="ListBullet"/>
       </w:pPr>
       <w:r>
-        <w:t>[3] M. S. Islam et al., “Beyond local receptive fields: ViT for real-time surface defect detection in FDM,” Int. J. Adv. Manuf. Technol., 2026.</w:t>
+        <w:t xml:space="preserve">[3] M. S. Islam et al., “Beyond local receptive fields: </w:t>
+      </w:r>
+      <w:proofErr w:type="spellStart"/>
+      <w:r>
+        <w:t>ViT</w:t>
+      </w:r>
+      <w:proofErr w:type="spellEnd"/>
+      <w:r>
+        <w:t xml:space="preserve"> for real-time surface defect detection in FDM,” Int. J. Adv. Manuf. Technol., 2026.</w:t>
       </w:r>
     </w:p>
     <w:p>
@@ -3159,7 +4620,15 @@
         <w:pStyle w:val="ListBullet"/>
       </w:pPr>
       <w:r>
-        <w:t>[4] S. Wang et al., “SDA-PVTDet: A spatial-cross dual attention pyramid vision transformer detector for casting defect detection in radiography images,” Expert Syst. Appl., 2025.</w:t>
+        <w:t>[4] S. Wang et al., “SDA-</w:t>
+      </w:r>
+      <w:proofErr w:type="spellStart"/>
+      <w:r>
+        <w:t>PVTDet</w:t>
+      </w:r>
+      <w:proofErr w:type="spellEnd"/>
+      <w:r>
+        <w:t>: A spatial-cross dual attention pyramid vision transformer detector for casting defect detection in radiography images,” Expert Syst. Appl., 2025.</w:t>
       </w:r>
     </w:p>
     <w:p>
@@ -3167,7 +4636,15 @@
         <w:pStyle w:val="ListBullet"/>
       </w:pPr>
       <w:r>
-        <w:t>[5] A. Dosovitskiy et al., “An image is worth 16×16 words: Transformers for image recognition at scale,” ICLR, 2021.</w:t>
+        <w:t xml:space="preserve">[5] A. </w:t>
+      </w:r>
+      <w:proofErr w:type="spellStart"/>
+      <w:r>
+        <w:t>Dosovitskiy</w:t>
+      </w:r>
+      <w:proofErr w:type="spellEnd"/>
+      <w:r>
+        <w:t xml:space="preserve"> et al., “An image is worth 16×16 words: Transformers for image recognition at scale,” ICLR, 2021.</w:t>
       </w:r>
     </w:p>
     <w:p>
@@ -3225,7 +4702,6 @@
           <w:sz w:val="40"/>
           <w:szCs w:val="40"/>
         </w:rPr>
-        <w:lastRenderedPageBreak/>
         <w:t>APPENDIX – REPRODUCIBILITY</w:t>
       </w:r>
     </w:p>
@@ -3244,30 +4720,82 @@
         </w:rPr>
         <w:t xml:space="preserve">GitHub: </w:t>
       </w:r>
-      <w:hyperlink r:id="rId11" w:history="1">
+      <w:hyperlink r:id="rId15" w:history="1">
         <w:r>
           <w:rPr>
             <w:rStyle w:val="Hyperlink"/>
             <w:sz w:val="24"/>
             <w:szCs w:val="24"/>
           </w:rPr>
-          <w:t>http</w:t>
+          <w:t>https://github.com/anshikareddy403/casting-defect-vit-resnet</w:t>
         </w:r>
+      </w:hyperlink>
+    </w:p>
+    <w:p>
+      <w:pPr>
+        <w:rPr>
+          <w:sz w:val="24"/>
+          <w:szCs w:val="24"/>
+        </w:rPr>
+      </w:pPr>
+      <w:proofErr w:type="spellStart"/>
+      <w:r>
+        <w:rPr>
+          <w:sz w:val="24"/>
+          <w:szCs w:val="24"/>
+        </w:rPr>
+        <w:t>Colab</w:t>
+      </w:r>
+      <w:proofErr w:type="spellEnd"/>
+      <w:r>
+        <w:rPr>
+          <w:sz w:val="24"/>
+          <w:szCs w:val="24"/>
+        </w:rPr>
+        <w:t xml:space="preserve"> (exploration): </w:t>
+      </w:r>
+      <w:hyperlink r:id="rId16" w:history="1">
         <w:r>
           <w:rPr>
             <w:rStyle w:val="Hyperlink"/>
             <w:sz w:val="24"/>
             <w:szCs w:val="24"/>
           </w:rPr>
-          <w:t>s</w:t>
+          <w:t>https://colab.research.google.com/drive/1UGV0AZLiIIN8kVjs-PR0WFwIY7OscfoV</w:t>
         </w:r>
+      </w:hyperlink>
+    </w:p>
+    <w:p>
+      <w:pPr>
+        <w:rPr>
+          <w:sz w:val="24"/>
+          <w:szCs w:val="24"/>
+        </w:rPr>
+      </w:pPr>
+      <w:proofErr w:type="spellStart"/>
+      <w:r>
+        <w:rPr>
+          <w:sz w:val="24"/>
+          <w:szCs w:val="24"/>
+        </w:rPr>
+        <w:t>Colab</w:t>
+      </w:r>
+      <w:proofErr w:type="spellEnd"/>
+      <w:r>
+        <w:rPr>
+          <w:sz w:val="24"/>
+          <w:szCs w:val="24"/>
+        </w:rPr>
+        <w:t xml:space="preserve"> (training): </w:t>
+      </w:r>
+      <w:hyperlink r:id="rId17" w:anchor="scrollTo=ca3eb5c6" w:history="1">
         <w:r>
           <w:rPr>
             <w:rStyle w:val="Hyperlink"/>
             <w:sz w:val="24"/>
             <w:szCs w:val="24"/>
           </w:rPr>
-          <w:t>://github.com/anshikareddy403/casting-defect-vit-resnet</w:t>
+          <w:t>https://colab.research.google.com/drive/15-bcnV1w_C04jfmXnnquxq2K7vFhh7dy</w:t>
         </w:r>
       </w:hyperlink>
     </w:p>
@@ -3278,39 +4806,38 @@
           <w:szCs w:val="24"/>
         </w:rPr>
       </w:pPr>
+      <w:proofErr w:type="spellStart"/>
       <w:r>
         <w:rPr>
           <w:sz w:val="24"/>
           <w:szCs w:val="24"/>
         </w:rPr>
-        <w:t xml:space="preserve">Colab (exploration): </w:t>
-      </w:r>
-      <w:hyperlink r:id="rId12" w:history="1">
-        <w:r>
-          <w:rPr>
-            <w:rStyle w:val="Hyperlink"/>
-            <w:sz w:val="24"/>
-            <w:szCs w:val="24"/>
-          </w:rPr>
-          <w:t>http</w:t>
-        </w:r>
-        <w:r>
-          <w:rPr>
-            <w:rStyle w:val="Hyperlink"/>
-            <w:sz w:val="24"/>
-            <w:szCs w:val="24"/>
-          </w:rPr>
-          <w:t>s</w:t>
-        </w:r>
-        <w:r>
-          <w:rPr>
-            <w:rStyle w:val="Hyperlink"/>
-            <w:sz w:val="24"/>
-            <w:szCs w:val="24"/>
-          </w:rPr>
-          <w:t>://colab.research.google.com/drive/1UGV0AZLiIIN8kVjs-PR0WFwIY7OscfoV</w:t>
-        </w:r>
-      </w:hyperlink>
+        <w:t>Streamlit</w:t>
+      </w:r>
+      <w:proofErr w:type="spellEnd"/>
+      <w:r>
+        <w:rPr>
+          <w:sz w:val="24"/>
+          <w:szCs w:val="24"/>
+        </w:rPr>
+        <w:t xml:space="preserve">: </w:t>
+      </w:r>
+      <w:proofErr w:type="spellStart"/>
+      <w:r>
+        <w:rPr>
+          <w:sz w:val="24"/>
+          <w:szCs w:val="24"/>
+        </w:rPr>
+        <w:t>streamlit</w:t>
+      </w:r>
+      <w:proofErr w:type="spellEnd"/>
+      <w:r>
+        <w:rPr>
+          <w:sz w:val="24"/>
+          <w:szCs w:val="24"/>
+        </w:rPr>
+        <w:t xml:space="preserve"> run streamlit_app.py (local demo).</w:t>
+      </w:r>
     </w:p>
     <w:p>
       <w:pPr>
@@ -3320,62 +4847,6 @@
         </w:rPr>
       </w:pPr>
       <w:r>
-        <w:rPr>
-          <w:sz w:val="24"/>
-          <w:szCs w:val="24"/>
-        </w:rPr>
-        <w:t xml:space="preserve">Colab (training): </w:t>
-      </w:r>
-      <w:hyperlink r:id="rId13" w:history="1">
-        <w:r>
-          <w:rPr>
-            <w:rStyle w:val="Hyperlink"/>
-            <w:sz w:val="24"/>
-            <w:szCs w:val="24"/>
-          </w:rPr>
-          <w:t>https://colab.research.google.com/drive/15-bcnV1w_C04jfmXnnquxq2K7vFh</w:t>
-        </w:r>
-        <w:r>
-          <w:rPr>
-            <w:rStyle w:val="Hyperlink"/>
-            <w:sz w:val="24"/>
-            <w:szCs w:val="24"/>
-          </w:rPr>
-          <w:t>h</w:t>
-        </w:r>
-        <w:r>
-          <w:rPr>
-            <w:rStyle w:val="Hyperlink"/>
-            <w:sz w:val="24"/>
-            <w:szCs w:val="24"/>
-          </w:rPr>
-          <w:t>7dy</w:t>
-        </w:r>
-      </w:hyperlink>
-    </w:p>
-    <w:p>
-      <w:pPr>
-        <w:rPr>
-          <w:sz w:val="24"/>
-          <w:szCs w:val="24"/>
-        </w:rPr>
-      </w:pPr>
-      <w:r>
-        <w:rPr>
-          <w:sz w:val="24"/>
-          <w:szCs w:val="24"/>
-        </w:rPr>
-        <w:t>Streamlit: streamlit run streamlit_app.py (local demo).</w:t>
-      </w:r>
-    </w:p>
-    <w:p>
-      <w:pPr>
-        <w:rPr>
-          <w:sz w:val="24"/>
-          <w:szCs w:val="24"/>
-        </w:rPr>
-      </w:pPr>
-      <w:r>
         <w:t xml:space="preserve">Metrics: results/comparison_table.csv (six runs). Example checkpoints: </w:t>
       </w:r>
       <w:r>
@@ -3386,7 +4857,7 @@
       </w:r>
     </w:p>
     <w:sectPr>
-      <w:footerReference w:type="default" r:id="rId14"/>
+      <w:footerReference w:type="default" r:id="rId18"/>
       <w:pgSz w:w="12240" w:h="15840"/>
       <w:pgMar w:top="1440" w:right="1800" w:bottom="1440" w:left="1800" w:header="720" w:footer="720" w:gutter="0"/>
       <w:cols w:space="720"/>
@@ -4804,7 +6275,7 @@
   <w:style w:type="paragraph" w:default="1" w:styleId="Normal">
     <w:name w:val="Normal"/>
     <w:qFormat/>
-    <w:rsid w:val="00FC693F"/>
+    <w:rsid w:val="00D21E19"/>
     <w:rPr>
       <w:rFonts w:ascii="Calibri" w:hAnsi="Calibri"/>
       <w:color w:val="000000"/>
